--- a/Paper Title.docx
+++ b/Paper Title.docx
@@ -1170,9 +1170,11 @@
       <w:pPr>
         <w:pStyle w:val="Keywords"/>
       </w:pPr>
+      <w:proofErr w:type="gramStart"/>
       <w:r>
         <w:t>Keywords—</w:t>
       </w:r>
+      <w:proofErr w:type="gramEnd"/>
       <w:r>
         <w:t>component</w:t>
       </w:r>
@@ -1229,7 +1231,21 @@
         <w:rPr>
           <w:lang w:val="en-IN"/>
         </w:rPr>
-        <w:t>The increasing deployment of machine learning systems in real-world applications such as financial analytics, network monitoring, and scientific data processing has led to the emergence of streaming data paradigms. In such environments, data is continuously generated and often exhibits non-stationary behavior. This phenomenon, commonly referred to as concept drift, poses a significant challenge to traditional machine learning models, which are typically trained under the assumption of a fixed data distribution.</w:t>
+        <w:t xml:space="preserve">The increasing deployment of machine learning systems in real-world applications such as financial analytics, network monitoring, and scientific data processing has led to the emergence of streaming data paradigms. In such environments, data is continuously generated and often exhibits non-stationary </w:t>
+      </w:r>
+      <w:proofErr w:type="spellStart"/>
+      <w:r>
+        <w:rPr>
+          <w:lang w:val="en-IN"/>
+        </w:rPr>
+        <w:t>behavior</w:t>
+      </w:r>
+      <w:proofErr w:type="spellEnd"/>
+      <w:r>
+        <w:rPr>
+          <w:lang w:val="en-IN"/>
+        </w:rPr>
+        <w:t>. This phenomenon, commonly referred to as concept drift, poses a significant challenge to traditional machine learning models, which are typically trained under the assumption of a fixed data distribution.</w:t>
       </w:r>
     </w:p>
     <w:p>
@@ -1408,7 +1424,48 @@
         <w:rPr>
           <w:lang w:val="en-IN"/>
         </w:rPr>
-        <w:t>Concept drift refers to changes in the underlying data distribution over time, which can significantly degrade model performance. Drift can be categorized into:</w:t>
+        <w:t>Concept drift refers to changes in the underlying data distribution over time, which can significantly degrade model perform</w:t>
+      </w:r>
+      <w:sdt>
+        <w:sdtPr>
+          <w:rPr>
+            <w:rFonts w:ascii="Cambria Math" w:hAnsi="Cambria Math"/>
+            <w:i/>
+            <w:lang w:val="en-IN"/>
+          </w:rPr>
+          <w:id w:val="-313103525"/>
+          <w:placeholder>
+            <w:docPart w:val="DefaultPlaceholder_2098659789"/>
+          </w:placeholder>
+          <w:temporary/>
+          <w:showingPlcHdr/>
+          <w:equation/>
+        </w:sdtPr>
+        <w:sdtContent>
+          <m:oMath>
+            <m:r>
+              <w:rPr>
+                <w:rStyle w:val="PlaceholderText"/>
+                <w:rFonts w:ascii="Cambria Math" w:hAnsi="Cambria Math"/>
+              </w:rPr>
+              <m:t>Type equation here.</m:t>
+            </m:r>
+          </m:oMath>
+        </w:sdtContent>
+      </w:sdt>
+      <w:proofErr w:type="spellStart"/>
+      <w:r>
+        <w:rPr>
+          <w:lang w:val="en-IN"/>
+        </w:rPr>
+        <w:t>ance</w:t>
+      </w:r>
+      <w:proofErr w:type="spellEnd"/>
+      <w:r>
+        <w:rPr>
+          <w:lang w:val="en-IN"/>
+        </w:rPr>
+        <w:t>. Drift can be categorized into:</w:t>
       </w:r>
     </w:p>
     <w:p>
@@ -1542,11 +1599,19 @@
           <w:lang w:val="en-IN"/>
         </w:rPr>
       </w:pPr>
-      <w:r>
-        <w:rPr>
-          <w:lang w:val="en-IN"/>
-        </w:rPr>
-        <w:t>Kullback–Leibler divergence</w:t>
+      <w:proofErr w:type="spellStart"/>
+      <w:r>
+        <w:rPr>
+          <w:lang w:val="en-IN"/>
+        </w:rPr>
+        <w:t>Kullback</w:t>
+      </w:r>
+      <w:proofErr w:type="spellEnd"/>
+      <w:r>
+        <w:rPr>
+          <w:lang w:val="en-IN"/>
+        </w:rPr>
+        <w:t>–Leibler divergence</w:t>
       </w:r>
     </w:p>
     <w:p>
@@ -1736,11 +1801,19 @@
         <w:rPr>
           <w:lang w:val="en-US"/>
         </w:rPr>
-        <w:t>This design ensures scalability while maintaining responsiveness to distributional changes.</w:t>
+        <w:t xml:space="preserve">This design ensures scalability while maintaining responsiveness to distributional </w:t>
+      </w:r>
+      <w:proofErr w:type="gramStart"/>
+      <w:r>
+        <w:rPr>
+          <w:lang w:val="en-US"/>
+        </w:rPr>
+        <w:t>changes.</w:t>
       </w:r>
       <w:r>
         <w:t>.</w:t>
       </w:r>
+      <w:proofErr w:type="gramEnd"/>
     </w:p>
     <w:p>
       <w:pPr>
@@ -1761,7 +1834,21 @@
         <w:rPr>
           <w:lang w:val="en-US"/>
         </w:rPr>
-        <w:t>We model the incoming data as a sequence of batches:</w:t>
+        <w:t xml:space="preserve">We model the incoming data stream as a continuous flow, which </w:t>
+      </w:r>
+      <w:r>
+        <w:rPr>
+          <w:b/>
+          <w:bCs/>
+          <w:lang w:val="en-US"/>
+        </w:rPr>
+        <w:t>Apache Kafka</w:t>
+      </w:r>
+      <w:r>
+        <w:rPr>
+          <w:lang w:val="en-US"/>
+        </w:rPr>
+        <w:t xml:space="preserve"> buffers and discretizes into a sequence of micro-batches:</w:t>
       </w:r>
     </w:p>
     <w:p>
@@ -1812,6 +1899,7 @@
         </w:rPr>
         <w:t xml:space="preserve">, </w:t>
       </w:r>
+      <w:proofErr w:type="spellStart"/>
       <w:r>
         <w:rPr>
           <w:bCs/>
@@ -1829,6 +1917,7 @@
         </w:rPr>
         <w:t>t</w:t>
       </w:r>
+      <w:proofErr w:type="spellEnd"/>
       <w:r>
         <w:rPr>
           <w:bCs/>
@@ -1842,43 +1931,100 @@
       <w:pPr>
         <w:pStyle w:val="BodyText"/>
         <w:rPr>
+          <w:lang w:val="en-IN"/>
+        </w:rPr>
+      </w:pPr>
+      <w:r>
+        <w:rPr>
+          <w:lang w:val="en-IN"/>
+        </w:rPr>
+        <w:t xml:space="preserve">Each batch </w:t>
+      </w:r>
+      <w:proofErr w:type="spellStart"/>
+      <w:r>
+        <w:rPr>
+          <w:lang w:val="en-IN"/>
+        </w:rPr>
+        <w:t>B</w:t>
+      </w:r>
+      <w:r>
+        <w:rPr>
+          <w:vertAlign w:val="subscript"/>
+          <w:lang w:val="en-IN"/>
+        </w:rPr>
+        <w:t>t</w:t>
+      </w:r>
+      <w:proofErr w:type="spellEnd"/>
+      <w:r>
+        <w:rPr>
+          <w:lang w:val="en-IN"/>
+        </w:rPr>
+        <w:t xml:space="preserve"> represents the data collected within a specific time window</w:t>
+      </w:r>
+      <w:r>
+        <w:rPr>
+          <w:lang w:val="en-IN"/>
+        </w:rPr>
+        <w:t xml:space="preserve"> </w:t>
+      </w:r>
+      <w:proofErr w:type="spellStart"/>
+      <w:r>
+        <w:rPr>
+          <w:lang w:val="en-IN"/>
+        </w:rPr>
+        <w:t>Δ</w:t>
+      </w:r>
+      <w:r>
+        <w:rPr>
+          <w:lang w:val="en-IN"/>
+        </w:rPr>
+        <w:t>t</w:t>
+      </w:r>
+      <w:proofErr w:type="spellEnd"/>
+      <w:r>
+        <w:rPr>
+          <w:lang w:val="en-IN"/>
+        </w:rPr>
+        <w:t xml:space="preserve">. These batches are consumed from </w:t>
+      </w:r>
+      <w:r>
+        <w:rPr>
+          <w:b/>
           <w:bCs/>
-          <w:sz w:val="18"/>
-          <w:szCs w:val="18"/>
-        </w:rPr>
-      </w:pPr>
-      <w:r>
-        <w:t xml:space="preserve">Each batch ( </w:t>
-      </w:r>
-      <w:r>
-        <w:rPr>
+          <w:lang w:val="en-IN"/>
+        </w:rPr>
+        <w:t>Kafka topics</w:t>
+      </w:r>
+      <w:r>
+        <w:rPr>
+          <w:lang w:val="en-IN"/>
+        </w:rPr>
+        <w:t xml:space="preserve"> and processed independently using the extended </w:t>
+      </w:r>
+      <w:r>
+        <w:rPr>
+          <w:b/>
           <w:bCs/>
-          <w:sz w:val="18"/>
-          <w:szCs w:val="18"/>
-        </w:rPr>
-        <w:t>B</w:t>
-      </w:r>
-      <w:r>
+          <w:lang w:val="en-IN"/>
+        </w:rPr>
+        <w:t>CDFRS framework</w:t>
+      </w:r>
+      <w:r>
+        <w:rPr>
+          <w:lang w:val="en-IN"/>
+        </w:rPr>
+        <w:t>. This architecture allows the system to maintain high throughput and operate in near real-time by leveraging the parallel ingestion of Kafka and the distributed processing power of the cluster.</w:t>
+      </w:r>
+    </w:p>
+    <w:p>
+      <w:pPr>
+        <w:pStyle w:val="BodyText"/>
         <w:rPr>
           <w:bCs/>
           <w:sz w:val="18"/>
           <w:szCs w:val="18"/>
-          <w:vertAlign w:val="subscript"/>
-        </w:rPr>
-        <w:t>t</w:t>
-      </w:r>
-      <w:r>
-        <w:t xml:space="preserve"> </w:t>
-      </w:r>
-      <w:r>
-        <w:t>) is processed independently using the extended</w:t>
-      </w:r>
-      <w:r>
-        <w:t xml:space="preserve"> </w:t>
-      </w:r>
-      <w:r>
-        <w:t>CDFRS framework. This approach allows the system to operate in near real-time while leveraging distributed processing.</w:t>
-      </w:r>
+        </w:rPr>
+      </w:pPr>
     </w:p>
     <w:p>
       <w:pPr>
@@ -1909,7 +2055,21 @@
         <w:rPr>
           <w:lang w:val="en-US"/>
         </w:rPr>
-        <w:t>In the original CDFRS method, sampling is performed on a static dataset. In our extension, we apply the same sampling mechanism to each incoming batch ( B</w:t>
+        <w:t xml:space="preserve">In the original CDFRS method, sampling is performed on a static dataset. In our extension, we apply the same sampling mechanism to each incoming batch </w:t>
+      </w:r>
+      <w:proofErr w:type="gramStart"/>
+      <w:r>
+        <w:rPr>
+          <w:lang w:val="en-US"/>
+        </w:rPr>
+        <w:t xml:space="preserve">( </w:t>
+      </w:r>
+      <w:proofErr w:type="spellStart"/>
+      <w:r>
+        <w:rPr>
+          <w:lang w:val="en-US"/>
+        </w:rPr>
+        <w:t>B</w:t>
       </w:r>
       <w:r>
         <w:rPr>
@@ -1918,11 +2078,20 @@
         </w:rPr>
         <w:t>t</w:t>
       </w:r>
+      <w:proofErr w:type="spellEnd"/>
+      <w:proofErr w:type="gramEnd"/>
       <w:r>
         <w:rPr>
           <w:lang w:val="en-US"/>
         </w:rPr>
-        <w:t xml:space="preserve"> ), generating a representative subset ( S</w:t>
+        <w:t xml:space="preserve"> ), generating a representative subset </w:t>
+      </w:r>
+      <w:proofErr w:type="gramStart"/>
+      <w:r>
+        <w:rPr>
+          <w:lang w:val="en-US"/>
+        </w:rPr>
+        <w:t>( S</w:t>
       </w:r>
       <w:r>
         <w:rPr>
@@ -1935,7 +2104,100 @@
         <w:rPr>
           <w:lang w:val="en-US"/>
         </w:rPr>
-        <w:t xml:space="preserve"> ).</w:t>
+        <w:t xml:space="preserve"> )</w:t>
+      </w:r>
+      <w:proofErr w:type="gramEnd"/>
+      <w:r>
+        <w:rPr>
+          <w:lang w:val="en-US"/>
+        </w:rPr>
+        <w:t>.</w:t>
+      </w:r>
+    </w:p>
+    <w:p>
+      <w:pPr>
+        <w:pStyle w:val="bulletlist"/>
+        <w:rPr>
+          <w:lang w:val="en-IN"/>
+        </w:rPr>
+      </w:pPr>
+      <w:r>
+        <w:rPr>
+          <w:lang w:val="en-IN"/>
+        </w:rPr>
+        <w:t>The process involves:</w:t>
+      </w:r>
+    </w:p>
+    <w:p>
+      <w:pPr>
+        <w:pStyle w:val="bulletlist"/>
+        <w:numPr>
+          <w:ilvl w:val="0"/>
+          <w:numId w:val="30"/>
+        </w:numPr>
+        <w:rPr>
+          <w:lang w:val="en-IN"/>
+        </w:rPr>
+      </w:pPr>
+      <w:r>
+        <w:rPr>
+          <w:lang w:val="en-IN"/>
+        </w:rPr>
+        <w:t>Repartitioning the dataset into blocks</w:t>
+      </w:r>
+    </w:p>
+    <w:p>
+      <w:pPr>
+        <w:pStyle w:val="bulletlist"/>
+        <w:numPr>
+          <w:ilvl w:val="0"/>
+          <w:numId w:val="30"/>
+        </w:numPr>
+        <w:rPr>
+          <w:lang w:val="en-IN"/>
+        </w:rPr>
+      </w:pPr>
+      <w:r>
+        <w:rPr>
+          <w:lang w:val="en-IN"/>
+        </w:rPr>
+        <w:t>Assigning subset identifiers randomly</w:t>
+      </w:r>
+    </w:p>
+    <w:p>
+      <w:pPr>
+        <w:pStyle w:val="bulletlist"/>
+        <w:numPr>
+          <w:ilvl w:val="0"/>
+          <w:numId w:val="30"/>
+        </w:numPr>
+        <w:rPr>
+          <w:lang w:val="en-IN"/>
+        </w:rPr>
+      </w:pPr>
+      <w:r>
+        <w:rPr>
+          <w:lang w:val="en-IN"/>
+        </w:rPr>
+        <w:t>Selecting a subset based on statistical guarantees</w:t>
+      </w:r>
+    </w:p>
+    <w:p>
+      <w:pPr>
+        <w:pStyle w:val="bulletlist"/>
+        <w:numPr>
+          <w:ilvl w:val="0"/>
+          <w:numId w:val="30"/>
+        </w:numPr>
+        <w:rPr>
+          <w:lang w:val="en-IN"/>
+        </w:rPr>
+      </w:pPr>
+      <w:r>
+        <w:rPr>
+          <w:lang w:val="en-IN"/>
+        </w:rPr>
+        <w:t>Constructing CDF-based blocks</w:t>
       </w:r>
     </w:p>
     <w:p>
@@ -1949,104 +2211,6 @@
           <w:lang w:val="en-US"/>
         </w:rPr>
       </w:pPr>
-    </w:p>
-    <w:p>
-      <w:pPr>
-        <w:pStyle w:val="bulletlist"/>
-        <w:rPr>
-          <w:lang w:val="en-IN"/>
-        </w:rPr>
-      </w:pPr>
-      <w:r>
-        <w:rPr>
-          <w:lang w:val="en-IN"/>
-        </w:rPr>
-        <w:t>The process involves:</w:t>
-      </w:r>
-    </w:p>
-    <w:p>
-      <w:pPr>
-        <w:pStyle w:val="bulletlist"/>
-        <w:numPr>
-          <w:ilvl w:val="0"/>
-          <w:numId w:val="30"/>
-        </w:numPr>
-        <w:rPr>
-          <w:lang w:val="en-IN"/>
-        </w:rPr>
-      </w:pPr>
-      <w:r>
-        <w:rPr>
-          <w:lang w:val="en-IN"/>
-        </w:rPr>
-        <w:t>Repartitioning the dataset into blocks</w:t>
-      </w:r>
-    </w:p>
-    <w:p>
-      <w:pPr>
-        <w:pStyle w:val="bulletlist"/>
-        <w:numPr>
-          <w:ilvl w:val="0"/>
-          <w:numId w:val="30"/>
-        </w:numPr>
-        <w:rPr>
-          <w:lang w:val="en-IN"/>
-        </w:rPr>
-      </w:pPr>
-      <w:r>
-        <w:rPr>
-          <w:lang w:val="en-IN"/>
-        </w:rPr>
-        <w:t>Assigning subset identifiers randomly</w:t>
-      </w:r>
-    </w:p>
-    <w:p>
-      <w:pPr>
-        <w:pStyle w:val="bulletlist"/>
-        <w:numPr>
-          <w:ilvl w:val="0"/>
-          <w:numId w:val="30"/>
-        </w:numPr>
-        <w:rPr>
-          <w:lang w:val="en-IN"/>
-        </w:rPr>
-      </w:pPr>
-      <w:r>
-        <w:rPr>
-          <w:lang w:val="en-IN"/>
-        </w:rPr>
-        <w:t>Selecting a subset based on statistical guarantees</w:t>
-      </w:r>
-    </w:p>
-    <w:p>
-      <w:pPr>
-        <w:pStyle w:val="bulletlist"/>
-        <w:numPr>
-          <w:ilvl w:val="0"/>
-          <w:numId w:val="30"/>
-        </w:numPr>
-        <w:rPr>
-          <w:lang w:val="en-IN"/>
-        </w:rPr>
-      </w:pPr>
-      <w:r>
-        <w:rPr>
-          <w:lang w:val="en-IN"/>
-        </w:rPr>
-        <w:t>Constructing CDF-based blocks</w:t>
-      </w:r>
-    </w:p>
-    <w:p>
-      <w:pPr>
-        <w:pStyle w:val="bulletlist"/>
-        <w:numPr>
-          <w:ilvl w:val="0"/>
-          <w:numId w:val="0"/>
-        </w:numPr>
-        <w:rPr>
-          <w:lang w:val="en-US"/>
-        </w:rPr>
-      </w:pPr>
       <w:r>
         <w:rPr>
           <w:lang w:val="en-IN"/>
@@ -2059,6 +2223,7 @@
         </w:rPr>
         <w:t xml:space="preserve">This ensures that each </w:t>
       </w:r>
+      <w:proofErr w:type="gramStart"/>
       <w:r>
         <w:rPr>
           <w:lang w:val="en-US"/>
@@ -2072,6 +2237,7 @@
         </w:rPr>
         <w:t>t</w:t>
       </w:r>
+      <w:proofErr w:type="gramEnd"/>
       <w:r>
         <w:rPr>
           <w:lang w:val="en-US"/>
@@ -2084,11 +2250,19 @@
         </w:rPr>
         <w:t xml:space="preserve"> preserves the statistical properties of </w:t>
       </w:r>
+      <w:proofErr w:type="gramStart"/>
       <w:r>
         <w:rPr>
           <w:lang w:val="en-US"/>
         </w:rPr>
-        <w:t>( B</w:t>
+        <w:t xml:space="preserve">( </w:t>
+      </w:r>
+      <w:proofErr w:type="spellStart"/>
+      <w:r>
+        <w:rPr>
+          <w:lang w:val="en-US"/>
+        </w:rPr>
+        <w:t>B</w:t>
       </w:r>
       <w:r>
         <w:rPr>
@@ -2097,6 +2271,8 @@
         </w:rPr>
         <w:t>t</w:t>
       </w:r>
+      <w:proofErr w:type="spellEnd"/>
+      <w:proofErr w:type="gramEnd"/>
       <w:r>
         <w:rPr>
           <w:lang w:val="en-US"/>
@@ -2163,34 +2339,66 @@
         <w:rPr>
           <w:lang w:val="en-US"/>
         </w:rPr>
-        <w:t>To detect concept drift, we compute the Wasserstein distance between consecutive samples ( S</w:t>
+        <w:t xml:space="preserve">To detect concept drift, we compute the Wasserstein distance between consecutive samples </w:t>
+      </w:r>
+      <w:proofErr w:type="gramStart"/>
+      <w:r>
+        <w:rPr>
+          <w:lang w:val="en-US"/>
+        </w:rPr>
+        <w:t>( S</w:t>
       </w:r>
       <w:r>
         <w:rPr>
           <w:vertAlign w:val="subscript"/>
           <w:lang w:val="en-US"/>
         </w:rPr>
-        <w:t>t-1</w:t>
-      </w:r>
-      <w:r>
-        <w:rPr>
-          <w:lang w:val="en-US"/>
-        </w:rPr>
-        <w:t xml:space="preserve"> ) and </w:t>
-      </w:r>
-      <w:r>
-        <w:rPr>
-          <w:lang w:val="en-US"/>
-        </w:rPr>
-        <w:t>( S</w:t>
-      </w:r>
+        <w:t>t</w:t>
+      </w:r>
+      <w:proofErr w:type="gramEnd"/>
       <w:r>
         <w:rPr>
           <w:vertAlign w:val="subscript"/>
           <w:lang w:val="en-US"/>
         </w:rPr>
+        <w:t>-</w:t>
+      </w:r>
+      <w:proofErr w:type="gramStart"/>
+      <w:r>
+        <w:rPr>
+          <w:vertAlign w:val="subscript"/>
+          <w:lang w:val="en-US"/>
+        </w:rPr>
+        <w:t>1</w:t>
+      </w:r>
+      <w:r>
+        <w:rPr>
+          <w:lang w:val="en-US"/>
+        </w:rPr>
+        <w:t xml:space="preserve"> )</w:t>
+      </w:r>
+      <w:proofErr w:type="gramEnd"/>
+      <w:r>
+        <w:rPr>
+          <w:lang w:val="en-US"/>
+        </w:rPr>
+        <w:t xml:space="preserve"> and </w:t>
+      </w:r>
+      <w:proofErr w:type="gramStart"/>
+      <w:r>
+        <w:rPr>
+          <w:lang w:val="en-US"/>
+        </w:rPr>
+        <w:t>( S</w:t>
+      </w:r>
+      <w:r>
+        <w:rPr>
+          <w:vertAlign w:val="subscript"/>
+          <w:lang w:val="en-US"/>
+        </w:rPr>
         <w:t>t</w:t>
       </w:r>
+      <w:proofErr w:type="gramEnd"/>
       <w:r>
         <w:rPr>
           <w:lang w:val="en-US"/>
@@ -2208,6 +2416,9 @@
       <w:pPr>
         <w:pStyle w:val="equation"/>
         <w:jc w:val="left"/>
+        <w:rPr>
+          <w:rFonts w:hint="eastAsia"/>
+        </w:rPr>
       </w:pPr>
       <w:r>
         <w:rPr>
@@ -2532,8 +2743,6 @@
       </m:oMath>
       <w:r>
         <w:tab/>
-      </w:r>
-      <w:r>
         <w:t>(</w:t>
       </w:r>
       <w:r>
@@ -2555,7 +2764,35 @@
         <w:rPr>
           <w:rFonts w:ascii="Times New Roman" w:hAnsi="Times New Roman" w:cs="Times New Roman"/>
         </w:rPr>
-        <w:t>where ( Q(p) ) represents the quantile function.</w:t>
+        <w:t xml:space="preserve">where </w:t>
+      </w:r>
+      <w:proofErr w:type="gramStart"/>
+      <w:r>
+        <w:rPr>
+          <w:rFonts w:ascii="Times New Roman" w:hAnsi="Times New Roman" w:cs="Times New Roman"/>
+        </w:rPr>
+        <w:t>( Q</w:t>
+      </w:r>
+      <w:proofErr w:type="gramEnd"/>
+      <w:r>
+        <w:rPr>
+          <w:rFonts w:ascii="Times New Roman" w:hAnsi="Times New Roman" w:cs="Times New Roman"/>
+        </w:rPr>
+        <w:t>(p</w:t>
+      </w:r>
+      <w:proofErr w:type="gramStart"/>
+      <w:r>
+        <w:rPr>
+          <w:rFonts w:ascii="Times New Roman" w:hAnsi="Times New Roman" w:cs="Times New Roman"/>
+        </w:rPr>
+        <w:t>) )</w:t>
+      </w:r>
+      <w:proofErr w:type="gramEnd"/>
+      <w:r>
+        <w:rPr>
+          <w:rFonts w:ascii="Times New Roman" w:hAnsi="Times New Roman" w:cs="Times New Roman"/>
+        </w:rPr>
+        <w:t xml:space="preserve"> represents the quantile function.</w:t>
       </w:r>
     </w:p>
     <w:p>
@@ -2569,7 +2806,14 @@
         <w:rPr>
           <w:lang w:val="en-US"/>
         </w:rPr>
-        <w:t xml:space="preserve">In practice, we approximate this distance using quantile estimates computed via distributed algorithms in Apache Spark. Drift is detected when the computed distance exceeds a predefined threshold ( </w:t>
+        <w:t xml:space="preserve">In practice, we approximate this distance using quantile estimates computed via distributed algorithms in Apache Spark. Drift is detected when the computed distance exceeds a predefined threshold </w:t>
+      </w:r>
+      <w:proofErr w:type="gramStart"/>
+      <w:r>
+        <w:rPr>
+          <w:lang w:val="en-US"/>
+        </w:rPr>
+        <w:t xml:space="preserve">( </w:t>
       </w:r>
       <w:r>
         <w:rPr>
@@ -2579,6 +2823,7 @@
         </w:rPr>
         <w:t>ϵ</w:t>
       </w:r>
+      <w:proofErr w:type="gramEnd"/>
       <w:r>
         <w:rPr>
           <w:lang w:val="en-US"/>
@@ -2623,7 +2868,21 @@
         <w:rPr>
           <w:lang w:val="en-IN"/>
         </w:rPr>
-        <w:t>Upon detection of concept drift, the system updates its ensemble of models. Let  E = {M</w:t>
+        <w:t xml:space="preserve">Upon detection of concept drift, the system updates its ensemble of models. </w:t>
+      </w:r>
+      <w:proofErr w:type="gramStart"/>
+      <w:r>
+        <w:rPr>
+          <w:lang w:val="en-IN"/>
+        </w:rPr>
+        <w:t>Let  E</w:t>
+      </w:r>
+      <w:proofErr w:type="gramEnd"/>
+      <w:r>
+        <w:rPr>
+          <w:lang w:val="en-IN"/>
+        </w:rPr>
+        <w:t xml:space="preserve"> = {M</w:t>
       </w:r>
       <w:r>
         <w:rPr>
@@ -2670,11 +2929,19 @@
         </w:rPr>
         <w:t>k</w:t>
       </w:r>
-      <w:r>
-        <w:rPr>
-          <w:lang w:val="en-IN"/>
-        </w:rPr>
-        <w:t>} ) denote the ensemble.</w:t>
+      <w:proofErr w:type="gramStart"/>
+      <w:r>
+        <w:rPr>
+          <w:lang w:val="en-IN"/>
+        </w:rPr>
+        <w:t>} )</w:t>
+      </w:r>
+      <w:proofErr w:type="gramEnd"/>
+      <w:r>
+        <w:rPr>
+          <w:lang w:val="en-IN"/>
+        </w:rPr>
+        <w:t xml:space="preserve"> denote the ensemble.</w:t>
       </w:r>
     </w:p>
     <w:p>
@@ -2711,7 +2978,14 @@
         <w:rPr>
           <w:lang w:val="en-IN"/>
         </w:rPr>
-        <w:t>Train a new model ( M</w:t>
+        <w:t xml:space="preserve">Train a new model </w:t>
+      </w:r>
+      <w:proofErr w:type="gramStart"/>
+      <w:r>
+        <w:rPr>
+          <w:lang w:val="en-IN"/>
+        </w:rPr>
+        <w:t>( M</w:t>
       </w:r>
       <w:r>
         <w:rPr>
@@ -2720,11 +2994,19 @@
         </w:rPr>
         <w:t>t</w:t>
       </w:r>
-      <w:r>
-        <w:rPr>
-          <w:lang w:val="en-IN"/>
-        </w:rPr>
-        <w:t xml:space="preserve"> ) using sample ( S</w:t>
+      <w:proofErr w:type="gramEnd"/>
+      <w:r>
+        <w:rPr>
+          <w:lang w:val="en-IN"/>
+        </w:rPr>
+        <w:t xml:space="preserve"> ) using sample </w:t>
+      </w:r>
+      <w:proofErr w:type="gramStart"/>
+      <w:r>
+        <w:rPr>
+          <w:lang w:val="en-IN"/>
+        </w:rPr>
+        <w:t>( S</w:t>
       </w:r>
       <w:r>
         <w:rPr>
@@ -2733,6 +3015,7 @@
         </w:rPr>
         <w:t>t</w:t>
       </w:r>
+      <w:proofErr w:type="gramEnd"/>
       <w:r>
         <w:rPr>
           <w:lang w:val="en-IN"/>
@@ -2760,7 +3043,14 @@
         <w:rPr>
           <w:lang w:val="en-IN"/>
         </w:rPr>
-        <w:t>Add ( M</w:t>
+        <w:t xml:space="preserve">Add </w:t>
+      </w:r>
+      <w:proofErr w:type="gramStart"/>
+      <w:r>
+        <w:rPr>
+          <w:lang w:val="en-IN"/>
+        </w:rPr>
+        <w:t>( M</w:t>
       </w:r>
       <w:r>
         <w:rPr>
@@ -2769,6 +3059,7 @@
         </w:rPr>
         <w:t>t</w:t>
       </w:r>
+      <w:proofErr w:type="gramEnd"/>
       <w:r>
         <w:rPr>
           <w:lang w:val="en-IN"/>
@@ -2811,7 +3102,21 @@
         <w:rPr>
           <w:lang w:val="en-IN"/>
         </w:rPr>
-        <w:t>The final prediction for an input ( x ) is computed as:</w:t>
+        <w:t xml:space="preserve">The final prediction for an input </w:t>
+      </w:r>
+      <w:proofErr w:type="gramStart"/>
+      <w:r>
+        <w:rPr>
+          <w:lang w:val="en-IN"/>
+        </w:rPr>
+        <w:t>( x</w:t>
+      </w:r>
+      <w:proofErr w:type="gramEnd"/>
+      <w:r>
+        <w:rPr>
+          <w:lang w:val="en-IN"/>
+        </w:rPr>
+        <w:t xml:space="preserve"> ) is computed as:</w:t>
       </w:r>
     </w:p>
     <w:p>
@@ -2990,9 +3295,13 @@
       </w:r>
       <w:r>
         <w:tab/>
-      </w:r>
-      <w:r>
-        <w:t>(1)</w:t>
+        <w:t>(</w:t>
+      </w:r>
+      <w:r>
+        <w:t>2</w:t>
+      </w:r>
+      <w:r>
+        <w:t>)</w:t>
       </w:r>
     </w:p>
     <w:p>
@@ -3000,10 +3309,7 @@
         <w:jc w:val="left"/>
       </w:pPr>
       <w:r>
-        <w:t xml:space="preserve">where </w:t>
-      </w:r>
-      <w:r>
-        <w:t xml:space="preserve">( </w:t>
+        <w:t xml:space="preserve">where ( </w:t>
       </w:r>
       <m:oMath>
         <m:sSub>
@@ -3052,19 +3358,31 @@
         </m:d>
       </m:oMath>
       <w:r>
-        <w:t xml:space="preserve"> )</w:t>
-      </w:r>
-      <w:r>
-        <w:t xml:space="preserve"> is the prediction of model ( M</w:t>
-      </w:r>
+        <w:t xml:space="preserve"> ) is the prediction of model </w:t>
+      </w:r>
+      <w:proofErr w:type="gramStart"/>
+      <w:r>
+        <w:t>( M</w:t>
+      </w:r>
+      <w:proofErr w:type="spellStart"/>
       <w:r>
         <w:rPr>
           <w:vertAlign w:val="subscript"/>
         </w:rPr>
         <w:t>i</w:t>
       </w:r>
-      <w:r>
-        <w:t xml:space="preserve"> ) and ( w</w:t>
+      <w:proofErr w:type="spellEnd"/>
+      <w:proofErr w:type="gramEnd"/>
+      <w:r>
+        <w:t xml:space="preserve"> ) and </w:t>
+      </w:r>
+      <w:proofErr w:type="gramStart"/>
+      <w:r>
+        <w:t xml:space="preserve">( </w:t>
+      </w:r>
+      <w:proofErr w:type="spellStart"/>
+      <w:r>
+        <w:t>w</w:t>
       </w:r>
       <w:r>
         <w:rPr>
@@ -3072,6 +3390,8 @@
         </w:rPr>
         <w:t>i</w:t>
       </w:r>
+      <w:proofErr w:type="spellEnd"/>
+      <w:proofErr w:type="gramEnd"/>
       <w:r>
         <w:t xml:space="preserve"> ) are weights that may prioritize recent models.</w:t>
       </w:r>
@@ -3089,19 +3409,164 @@
       <w:r>
         <w:t>IMPLEMENTATION</w:t>
       </w:r>
+    </w:p>
+    <w:p>
+      <w:pPr>
+        <w:pStyle w:val="Heading2"/>
+      </w:pPr>
+      <w:r>
+        <w:t>System Architecture</w:t>
+      </w:r>
+    </w:p>
+    <w:p>
+      <w:pPr>
+        <w:pStyle w:val="BodyText"/>
+        <w:rPr>
+          <w:lang w:val="en-US"/>
+        </w:rPr>
+      </w:pPr>
+      <w:r>
+        <w:t>The proposed system is build using a distributed computing architecture build on Apache Hadoop &amp; Apache Spark</w:t>
+      </w:r>
       <w:r>
         <w:t>.</w:t>
       </w:r>
+      <w:r>
+        <w:t xml:space="preserve"> </w:t>
+      </w:r>
+      <w:r>
+        <w:t xml:space="preserve">Hadoop Distributed File System(HDFS) </w:t>
+      </w:r>
+      <w:r>
+        <w:rPr>
+          <w:lang w:val="en-US"/>
+        </w:rPr>
+        <w:t>is used for scalable and fault-tolerant storage, while Apache Spark provides distributed data processing capabilities.</w:t>
+      </w:r>
+      <w:r>
+        <w:rPr>
+          <w:lang w:val="en-US"/>
+        </w:rPr>
+        <w:t xml:space="preserve"> To support real-time ingestion, an Apache Kafka pipeline is integrated to stream data into the system using micro-batches for seamless processing.</w:t>
+      </w:r>
+    </w:p>
+    <w:p>
+      <w:pPr>
+        <w:pStyle w:val="BodyText"/>
+        <w:rPr>
+          <w:lang w:val="en-US"/>
+        </w:rPr>
+      </w:pPr>
+      <w:r>
+        <w:rPr>
+          <w:lang w:val="en-US"/>
+        </w:rPr>
+        <w:t xml:space="preserve">The architecture follows a layered design, where data flows through multiple stages including ingestion, sampling, </w:t>
+      </w:r>
+      <w:r>
+        <w:rPr>
+          <w:lang w:val="en-US"/>
+        </w:rPr>
+        <w:lastRenderedPageBreak/>
+        <w:t>drift detection, and model adaptation. Each stage operates independently but contributes to a unified pipeline that extends the original CDFRS framework into a streaming-compatible system.</w:t>
+      </w:r>
+    </w:p>
+    <w:p>
+      <w:pPr>
+        <w:pStyle w:val="BodyText"/>
+        <w:rPr>
+          <w:lang w:val="en-US"/>
+        </w:rPr>
+      </w:pPr>
+      <w:r>
+        <w:rPr>
+          <w:lang w:val="en-US"/>
+        </w:rPr>
+        <w:t>The system is deployed in pseudo-distributed mode, allowing all components (</w:t>
+      </w:r>
+      <w:proofErr w:type="spellStart"/>
+      <w:r>
+        <w:rPr>
+          <w:lang w:val="en-US"/>
+        </w:rPr>
+        <w:t>NameNode</w:t>
+      </w:r>
+      <w:proofErr w:type="spellEnd"/>
+      <w:r>
+        <w:rPr>
+          <w:lang w:val="en-US"/>
+        </w:rPr>
+        <w:t xml:space="preserve">, </w:t>
+      </w:r>
+      <w:proofErr w:type="spellStart"/>
+      <w:r>
+        <w:rPr>
+          <w:lang w:val="en-US"/>
+        </w:rPr>
+        <w:t>DataNode</w:t>
+      </w:r>
+      <w:proofErr w:type="spellEnd"/>
+      <w:r>
+        <w:rPr>
+          <w:lang w:val="en-US"/>
+        </w:rPr>
+        <w:t xml:space="preserve">, </w:t>
+      </w:r>
+      <w:proofErr w:type="spellStart"/>
+      <w:r>
+        <w:rPr>
+          <w:lang w:val="en-US"/>
+        </w:rPr>
+        <w:t>ResourceManager</w:t>
+      </w:r>
+      <w:proofErr w:type="spellEnd"/>
+      <w:r>
+        <w:rPr>
+          <w:lang w:val="en-US"/>
+        </w:rPr>
+        <w:t xml:space="preserve">, </w:t>
+      </w:r>
+      <w:proofErr w:type="spellStart"/>
+      <w:r>
+        <w:rPr>
+          <w:lang w:val="en-US"/>
+        </w:rPr>
+        <w:t>NodeManager</w:t>
+      </w:r>
+      <w:proofErr w:type="spellEnd"/>
+      <w:r>
+        <w:rPr>
+          <w:lang w:val="en-US"/>
+        </w:rPr>
+        <w:t>) to run on a single machine while preserving the behavior of a distributed cluster</w:t>
+      </w:r>
+    </w:p>
+    <w:p>
+      <w:pPr>
+        <w:pStyle w:val="BodyText"/>
+        <w:rPr>
+          <w:lang w:val="en-US"/>
+        </w:rPr>
+      </w:pPr>
+    </w:p>
+    <w:p>
+      <w:pPr>
+        <w:pStyle w:val="BodyText"/>
+        <w:jc w:val="center"/>
+      </w:pPr>
+      <w:r>
+        <w:rPr>
+          <w:lang w:val="en-US"/>
+        </w:rPr>
+        <w:t>Fig 4.1 System Architecture Diagram</w:t>
+      </w:r>
     </w:p>
     <w:p>
       <w:pPr>
         <w:pStyle w:val="Heading2"/>
       </w:pPr>
       <w:r>
-        <w:t>Authors</w:t>
-      </w:r>
-      <w:r>
-        <w:t xml:space="preserve"> and Affiliations</w:t>
+        <w:t>Dataset</w:t>
       </w:r>
     </w:p>
     <w:p>
@@ -3110,266 +3575,278 @@
       </w:pPr>
       <w:r>
         <w:rPr>
-          <w:b/>
-        </w:rPr>
-        <w:t xml:space="preserve">The template is </w:t>
-      </w:r>
-      <w:r>
-        <w:rPr>
-          <w:b/>
-        </w:rPr>
-        <w:t>designed</w:t>
-      </w:r>
-      <w:r>
-        <w:rPr>
-          <w:b/>
           <w:lang w:val="en-US"/>
         </w:rPr>
-        <w:t xml:space="preserve"> for,</w:t>
-      </w:r>
-      <w:r>
-        <w:rPr>
-          <w:b/>
-        </w:rPr>
-        <w:t xml:space="preserve"> but not limited to</w:t>
-      </w:r>
-      <w:r>
-        <w:rPr>
-          <w:b/>
+        <w:t>The experimental evaluation is conducted using the HIGGS dataset, which consists of approximately 11 million instances with 28 numerical features and a binary classification label. The dataset originates from high-energy physics experiments and is widely used for benchmarking large-scale machine learning systems</w:t>
+      </w:r>
+      <w:r>
+        <w:t>.</w:t>
+      </w:r>
+    </w:p>
+    <w:p>
+      <w:pPr>
+        <w:pStyle w:val="BodyText"/>
+        <w:rPr>
           <w:lang w:val="en-US"/>
         </w:rPr>
-        <w:t>,</w:t>
-      </w:r>
-      <w:r>
-        <w:rPr>
-          <w:b/>
+      </w:pPr>
+      <w:r>
+        <w:t xml:space="preserve">The </w:t>
+      </w:r>
+      <w:r>
+        <w:rPr>
           <w:lang w:val="en-US"/>
         </w:rPr>
+        <w:t>dataset is stored in Parquet format within HDFS to enable efficient columnar storage and distributed processing. To simulate streaming data, the dataset is divided into sequential batches, each representing a time step in the data stream</w:t>
+      </w:r>
+    </w:p>
+    <w:p>
+      <w:pPr>
+        <w:pStyle w:val="Heading2"/>
+      </w:pPr>
+      <w:r>
+        <w:t>Processing Pipeline</w:t>
+      </w:r>
+    </w:p>
+    <w:p>
+      <w:pPr>
+        <w:ind w:firstLine="288"/>
+        <w:jc w:val="both"/>
+      </w:pPr>
+      <w:r>
+        <w:t>The implementation extends the original CDFRS workflow into a time-dependent pipeline. Each batch is processed independently while maintaining continuity through drift detection and adaptive learning.</w:t>
+      </w:r>
+    </w:p>
+    <w:p>
+      <w:pPr>
+        <w:ind w:firstLine="288"/>
+        <w:jc w:val="both"/>
+      </w:pPr>
+    </w:p>
+    <w:p>
+      <w:pPr>
+        <w:ind w:firstLine="288"/>
+      </w:pPr>
+      <w:r>
+        <w:t>Fig. 4.2 Processing Pipeline</w:t>
+      </w:r>
+    </w:p>
+    <w:p>
+      <w:pPr>
+        <w:ind w:firstLine="288"/>
+        <w:jc w:val="both"/>
+      </w:pPr>
+    </w:p>
+    <w:p>
+      <w:pPr>
+        <w:pStyle w:val="Heading2"/>
+      </w:pPr>
+      <w:r>
+        <w:t>Distributed System</w:t>
+      </w:r>
+      <w:r>
+        <w:t xml:space="preserve"> Considerations</w:t>
+      </w:r>
+    </w:p>
+    <w:p>
+      <w:pPr>
+        <w:jc w:val="both"/>
+        <w:rPr>
+          <w:lang w:val="en-IN"/>
+        </w:rPr>
+      </w:pPr>
+      <w:r>
+        <w:rPr>
+          <w:lang w:val="en-IN"/>
+        </w:rPr>
+        <w:t>To ensure scalability, all operations are designed to leverage distributed computation:</w:t>
+      </w:r>
+    </w:p>
+    <w:p>
+      <w:pPr>
+        <w:numPr>
+          <w:ilvl w:val="0"/>
+          <w:numId w:val="32"/>
+        </w:numPr>
+        <w:jc w:val="both"/>
+        <w:rPr>
+          <w:lang w:val="en-IN"/>
+        </w:rPr>
+      </w:pPr>
+      <w:r>
+        <w:rPr>
+          <w:lang w:val="en-IN"/>
+        </w:rPr>
+        <w:t xml:space="preserve">CDFRS sampling is implemented using Spark transformations such as repartition, filter, and </w:t>
+      </w:r>
+      <w:proofErr w:type="spellStart"/>
+      <w:r>
+        <w:rPr>
+          <w:lang w:val="en-IN"/>
+        </w:rPr>
+        <w:t>withColumn</w:t>
+      </w:r>
+      <w:proofErr w:type="spellEnd"/>
+      <w:r>
+        <w:rPr>
+          <w:lang w:val="en-IN"/>
+        </w:rPr>
         <w:t xml:space="preserve"> </w:t>
       </w:r>
-      <w:r>
-        <w:rPr>
-          <w:b/>
-          <w:lang w:val="en-US"/>
-        </w:rPr>
-        <w:t>six</w:t>
-      </w:r>
-      <w:r>
-        <w:rPr>
-          <w:b/>
-          <w:lang w:val="en-US"/>
-        </w:rPr>
-        <w:t xml:space="preserve"> authors.</w:t>
-      </w:r>
-      <w:r>
-        <w:rPr>
-          <w:lang w:val="en-US"/>
+    </w:p>
+    <w:p>
+      <w:pPr>
+        <w:numPr>
+          <w:ilvl w:val="0"/>
+          <w:numId w:val="32"/>
+        </w:numPr>
+        <w:jc w:val="both"/>
+        <w:rPr>
+          <w:lang w:val="en-IN"/>
+        </w:rPr>
+      </w:pPr>
+      <w:r>
+        <w:rPr>
+          <w:lang w:val="en-IN"/>
+        </w:rPr>
+        <w:t xml:space="preserve">Wasserstein distance is approximated using distributed quantile computation via </w:t>
+      </w:r>
+      <w:proofErr w:type="spellStart"/>
+      <w:r>
+        <w:rPr>
+          <w:lang w:val="en-IN"/>
+        </w:rPr>
+        <w:t>approxQuantile</w:t>
+      </w:r>
+      <w:proofErr w:type="spellEnd"/>
+      <w:r>
+        <w:rPr>
+          <w:lang w:val="en-IN"/>
         </w:rPr>
         <w:t xml:space="preserve"> </w:t>
       </w:r>
-      <w:r>
-        <w:rPr>
-          <w:lang w:val="en-US"/>
-        </w:rPr>
-        <w:t xml:space="preserve">A minimum of one author is required for all conference articles. </w:t>
-      </w:r>
-      <w:r>
-        <w:t>Author names should be listed starting from left to right and then moving down to the next line. This is the author sequence that will be used in future citations and by indexing services.</w:t>
-      </w:r>
-      <w:r>
+    </w:p>
+    <w:p>
+      <w:pPr>
+        <w:numPr>
+          <w:ilvl w:val="0"/>
+          <w:numId w:val="32"/>
+        </w:numPr>
+        <w:jc w:val="both"/>
+        <w:rPr>
+          <w:lang w:val="en-IN"/>
+        </w:rPr>
+      </w:pPr>
+      <w:r>
+        <w:rPr>
+          <w:lang w:val="en-IN"/>
+        </w:rPr>
+        <w:t xml:space="preserve">Model training is performed using </w:t>
+      </w:r>
+      <w:proofErr w:type="spellStart"/>
+      <w:r>
+        <w:rPr>
+          <w:lang w:val="en-IN"/>
+        </w:rPr>
+        <w:t>PySpark</w:t>
+      </w:r>
+      <w:proofErr w:type="spellEnd"/>
+      <w:r>
+        <w:rPr>
+          <w:lang w:val="en-IN"/>
+        </w:rPr>
         <w:t xml:space="preserve"> </w:t>
       </w:r>
-      <w:r>
-        <w:t>Names should not be listed in columns nor group by affiliation.</w:t>
-      </w:r>
-      <w:r>
-        <w:rPr>
-          <w:lang w:val="en-US"/>
-        </w:rPr>
+      <w:proofErr w:type="spellStart"/>
+      <w:r>
+        <w:rPr>
+          <w:lang w:val="en-IN"/>
+        </w:rPr>
+        <w:t>MLlib</w:t>
+      </w:r>
+      <w:proofErr w:type="spellEnd"/>
+      <w:r>
+        <w:rPr>
+          <w:lang w:val="en-IN"/>
+        </w:rPr>
+        <w:t xml:space="preserve">, enabling parallel execution </w:t>
+      </w:r>
+    </w:p>
+    <w:p>
+      <w:pPr>
+        <w:jc w:val="both"/>
+        <w:rPr>
+          <w:lang w:val="en-IN"/>
+        </w:rPr>
+      </w:pPr>
+      <w:r>
+        <w:rPr>
+          <w:lang w:val="en-IN"/>
+        </w:rPr>
+        <w:t>Memory usage is optimized by selectively caching intermediate datasets. Given the constraint of limited system memory (8GB RAM), caching is applied only to frequently reused data.</w:t>
+      </w:r>
+    </w:p>
+    <w:p>
+      <w:pPr>
+        <w:jc w:val="both"/>
+      </w:pPr>
+    </w:p>
+    <w:p>
+      <w:pPr>
+        <w:pStyle w:val="Heading2"/>
+      </w:pPr>
+      <w:r>
+        <w:t>Drift Detection Implementation</w:t>
+      </w:r>
+    </w:p>
+    <w:p>
+      <w:pPr>
+        <w:jc w:val="both"/>
+      </w:pPr>
+    </w:p>
+    <w:p>
+      <w:r>
+        <w:t>Fig. Drift Detection Graph</w:t>
+      </w:r>
+    </w:p>
+    <w:p/>
+    <w:p>
+      <w:pPr>
+        <w:pStyle w:val="Heading1"/>
+      </w:pPr>
+      <w:r>
+        <w:t>EXPERIMENTAL RESULTS</w:t>
+      </w:r>
+    </w:p>
+    <w:p>
+      <w:pPr>
+        <w:pStyle w:val="Heading2"/>
+      </w:pPr>
+      <w:r>
+        <w:t>Figures and Tables</w:t>
+      </w:r>
+    </w:p>
+    <w:p>
+      <w:pPr>
+        <w:pStyle w:val="Heading4"/>
+      </w:pPr>
+      <w:r>
         <w:t xml:space="preserve"> </w:t>
       </w:r>
       <w:r>
-        <w:t>Please keep your affiliations as succinct as possible (for example, do not differentiate among departments of the same organization).</w:t>
-      </w:r>
-    </w:p>
-    <w:p>
-      <w:pPr>
-        <w:pStyle w:val="Heading3"/>
-      </w:pPr>
-      <w:r>
-        <w:t xml:space="preserve">For papers with more than six authors: </w:t>
+        <w:t xml:space="preserve">Positioning Figures and Tables: </w:t>
       </w:r>
       <w:r>
         <w:rPr>
           <w:i w:val="0"/>
         </w:rPr>
-        <w:t>Add author names horizontally, moving to a third row if needed for more than 8 authors.</w:t>
-      </w:r>
-    </w:p>
-    <w:p>
-      <w:pPr>
-        <w:pStyle w:val="Heading3"/>
-      </w:pPr>
-      <w:r>
-        <w:t xml:space="preserve">For </w:t>
-      </w:r>
-      <w:r>
-        <w:t xml:space="preserve">papers with less than </w:t>
-      </w:r>
-      <w:r>
-        <w:t>six</w:t>
-      </w:r>
-      <w:r>
-        <w:t xml:space="preserve"> authors</w:t>
-      </w:r>
-      <w:r>
-        <w:t xml:space="preserve">: </w:t>
+        <w:t xml:space="preserve">Place figures and tables at the top and bottom of columns. Avoid placing them in the middle of columns. Large figures and tables may span across both columns. Figure captions should be below the figures; table heads should appear above the tables. Insert </w:t>
       </w:r>
       <w:r>
         <w:rPr>
           <w:i w:val="0"/>
         </w:rPr>
-        <w:t>To change the default, adjust the template as follows.</w:t>
-      </w:r>
-    </w:p>
-    <w:p>
-      <w:pPr>
-        <w:pStyle w:val="Heading4"/>
-      </w:pPr>
-      <w:r>
-        <w:t>Selection</w:t>
-      </w:r>
-      <w:r>
-        <w:t xml:space="preserve">: </w:t>
-      </w:r>
-      <w:r>
-        <w:rPr>
-          <w:i w:val="0"/>
-        </w:rPr>
-        <w:t>Highlight all author and affiliation lines.</w:t>
-      </w:r>
-    </w:p>
-    <w:p>
-      <w:pPr>
-        <w:pStyle w:val="Heading4"/>
-      </w:pPr>
-      <w:r>
-        <w:lastRenderedPageBreak/>
-        <w:t>Change number of columns:</w:t>
-      </w:r>
-      <w:r>
-        <w:t xml:space="preserve"> </w:t>
-      </w:r>
-      <w:r>
-        <w:rPr>
-          <w:i w:val="0"/>
-        </w:rPr>
-        <w:t xml:space="preserve">Select the Columns icon from the MS Word Standard toolbar and then select </w:t>
-      </w:r>
-      <w:r>
-        <w:rPr>
-          <w:i w:val="0"/>
-        </w:rPr>
-        <w:t>the correct number of columns</w:t>
-      </w:r>
-      <w:r>
-        <w:rPr>
-          <w:i w:val="0"/>
-        </w:rPr>
-        <w:t xml:space="preserve"> from the selection palette.</w:t>
-      </w:r>
-    </w:p>
-    <w:p>
-      <w:pPr>
-        <w:pStyle w:val="Heading4"/>
-        <w:rPr>
-          <w:i w:val="0"/>
-        </w:rPr>
-      </w:pPr>
-      <w:r>
-        <w:t xml:space="preserve">Deletion: </w:t>
-      </w:r>
-      <w:r>
-        <w:rPr>
-          <w:i w:val="0"/>
-        </w:rPr>
-        <w:t xml:space="preserve">Delete the author and affiliation lines for the </w:t>
-      </w:r>
-      <w:r>
-        <w:rPr>
-          <w:i w:val="0"/>
-        </w:rPr>
-        <w:t>extra authors.</w:t>
-      </w:r>
-    </w:p>
-    <w:p>
-      <w:pPr>
-        <w:jc w:val="left"/>
-        <w:rPr>
-          <w:i/>
-          <w:iCs/>
-          <w:noProof/>
-        </w:rPr>
-      </w:pPr>
-    </w:p>
-    <w:p>
-      <w:pPr>
-        <w:pStyle w:val="Heading2"/>
-      </w:pPr>
-      <w:r>
-        <w:t>Identify</w:t>
-      </w:r>
-      <w:r>
-        <w:t xml:space="preserve"> the Headings</w:t>
-      </w:r>
-    </w:p>
-    <w:p>
-      <w:pPr>
-        <w:pStyle w:val="BodyText"/>
-      </w:pPr>
-      <w:r>
-        <w:t>Headings, or heads, are organizational devices that guide the reader through your paper. There are two types: component heads and text heads.</w:t>
-      </w:r>
-    </w:p>
-    <w:p>
-      <w:pPr>
-        <w:pStyle w:val="BodyText"/>
-      </w:pPr>
-      <w:r>
-        <w:t>Component heads identify the different components of your paper and are not topically subordinate to each other. Examples include Acknowledgments and References and, for these, the correct style to use is “Heading 5”. Use “figure caption” for your Figure captions, and “table head” for your table title. Run-in heads, such as “Abstract”, will require you to apply a style (in this case, italic) in addition to the style provided by the drop down menu to differentiate the head from the text.</w:t>
-      </w:r>
-    </w:p>
-    <w:p>
-      <w:pPr>
-        <w:pStyle w:val="BodyText"/>
-      </w:pPr>
-      <w:r>
-        <w:t>Text heads organize the topics on a relational, hierarchical basis. For example, the paper title is the primary text head because all subsequent material relates and elaborates on this one topic. If there are two or more sub-topics, the next level head (uppercase Roman numerals) should be used and, conversely, if there are not at least two sub-topics, then no subheads should be introduced. Styles named “Heading 1”, “Heading 2”, “Heading 3”, and “Heading 4” are prescribed.</w:t>
-      </w:r>
-    </w:p>
-    <w:p>
-      <w:pPr>
-        <w:pStyle w:val="Heading2"/>
-      </w:pPr>
-      <w:r>
-        <w:t>Figures and Tables</w:t>
-      </w:r>
-    </w:p>
-    <w:p>
-      <w:pPr>
-        <w:pStyle w:val="Heading4"/>
-      </w:pPr>
-      <w:r>
-        <w:t xml:space="preserve"> </w:t>
-      </w:r>
-      <w:r>
-        <w:t xml:space="preserve">Positioning Figures and Tables: </w:t>
-      </w:r>
-      <w:r>
-        <w:rPr>
-          <w:i w:val="0"/>
-        </w:rPr>
-        <w:t>Place figures and tables at the top and bottom of columns. Avoid placing them in the middle of columns. Large figures and tables may span across both columns. Figure captions should be below the figures; table heads should appear above the tables. Insert figures and tables after they are cited in the text. Use the abbreviation “Fig. 1”, even at the beginning of a sentence.</w:t>
+        <w:t>figures and tables after they are cited in the text. Use the abbreviation “Fig. 1”, even at the beginning of a sentence.</w:t>
       </w:r>
     </w:p>
     <w:p>
@@ -3666,95 +4143,6 @@
         <w:pStyle w:val="Heading5"/>
       </w:pPr>
       <w:r>
-        <w:t>Acknowledgment</w:t>
-      </w:r>
-      <w:r>
-        <w:t xml:space="preserve"> </w:t>
-      </w:r>
-      <w:r>
-        <w:rPr>
-          <w:i/>
-          <w:iCs/>
-        </w:rPr>
-        <w:t>(</w:t>
-      </w:r>
-      <w:r>
-        <w:rPr>
-          <w:i/>
-          <w:iCs/>
-          <w:smallCaps w:val="0"/>
-        </w:rPr>
-        <w:t>Heading 5</w:t>
-      </w:r>
-      <w:r>
-        <w:rPr>
-          <w:i/>
-          <w:iCs/>
-        </w:rPr>
-        <w:t>)</w:t>
-      </w:r>
-    </w:p>
-    <w:p>
-      <w:pPr>
-        <w:pStyle w:val="BodyText"/>
-      </w:pPr>
-      <w:r>
-        <w:t>The preferred spelling of the word “acknowledgment” in America is without an “e” after the “g</w:t>
-      </w:r>
-      <w:r>
-        <w:t>”. Avoid the stilted expression “</w:t>
-      </w:r>
-      <w:r>
-        <w:rPr>
-          <w:lang w:val="en-US"/>
-        </w:rPr>
-        <w:t>o</w:t>
-      </w:r>
-      <w:r>
-        <w:t xml:space="preserve">ne of us (R. B. G.) thanks </w:t>
-      </w:r>
-      <w:r>
-        <w:t>...</w:t>
-      </w:r>
-      <w:r>
-        <w:rPr>
-          <w:lang w:val="en-US"/>
-        </w:rPr>
-        <w:t xml:space="preserve">”.  </w:t>
-      </w:r>
-      <w:r>
-        <w:t xml:space="preserve">Instead, try “R. </w:t>
-      </w:r>
-      <w:r>
-        <w:t>B. G. thanks</w:t>
-      </w:r>
-      <w:r>
-        <w:t>...</w:t>
-      </w:r>
-      <w:r>
-        <w:t>”.</w:t>
-      </w:r>
-      <w:r>
-        <w:rPr>
-          <w:lang w:val="en-US"/>
-        </w:rPr>
-        <w:t xml:space="preserve"> </w:t>
-      </w:r>
-      <w:r>
-        <w:t>Put spons</w:t>
-      </w:r>
-      <w:r>
-        <w:t>or acknowledgments in the unnum</w:t>
-      </w:r>
-      <w:r>
-        <w:t>bered footnote on the first page.</w:t>
-      </w:r>
-    </w:p>
-    <w:p>
-      <w:pPr>
-        <w:pStyle w:val="Heading5"/>
-      </w:pPr>
-      <w:r>
         <w:t>References</w:t>
       </w:r>
     </w:p>
@@ -3954,6 +4342,7 @@
         <w:jc w:val="left"/>
       </w:pPr>
       <w:r>
+        <w:lastRenderedPageBreak/>
         <w:t xml:space="preserve">D. P. Kingma and M. Welling, </w:t>
       </w:r>
       <w:r>
@@ -4144,7 +4533,6 @@
         <w:rPr>
           <w:noProof/>
         </w:rPr>
-        <w:lastRenderedPageBreak/>
         <mc:AlternateContent>
           <mc:Choice Requires="wps">
             <w:drawing>
@@ -4212,7 +4600,15 @@
                               <w:pStyle w:val="BodyText"/>
                             </w:pPr>
                             <w:r>
-                              <w:t>To have non-visible rules on your frame, use the MSWord “Format” pull-down menu, select Text Box &gt; Colors and Lines to choose No Fill and No Line.</w:t>
+                              <w:t xml:space="preserve">To have non-visible rules on your frame, use the MSWord “Format” pull-down menu, select Text Box &gt; </w:t>
+                            </w:r>
+                            <w:proofErr w:type="spellStart"/>
+                            <w:r>
+                              <w:t>Colors</w:t>
+                            </w:r>
+                            <w:proofErr w:type="spellEnd"/>
+                            <w:r>
+                              <w:t xml:space="preserve"> and Lines to choose No Fill and No Line.</w:t>
                             </w:r>
                           </w:p>
                         </w:txbxContent>
@@ -4254,7 +4650,15 @@
                         <w:pStyle w:val="BodyText"/>
                       </w:pPr>
                       <w:r>
-                        <w:t>To have non-visible rules on your frame, use the MSWord “Format” pull-down menu, select Text Box &gt; Colors and Lines to choose No Fill and No Line.</w:t>
+                        <w:t xml:space="preserve">To have non-visible rules on your frame, use the MSWord “Format” pull-down menu, select Text Box &gt; </w:t>
+                      </w:r>
+                      <w:proofErr w:type="spellStart"/>
+                      <w:r>
+                        <w:t>Colors</w:t>
+                      </w:r>
+                      <w:proofErr w:type="spellEnd"/>
+                      <w:r>
+                        <w:t xml:space="preserve"> and Lines to choose No Fill and No Line.</w:t>
                       </w:r>
                     </w:p>
                   </w:txbxContent>
@@ -6504,6 +6908,155 @@
     </w:lvl>
   </w:abstractNum>
   <w:abstractNum w:abstractNumId="26" w15:restartNumberingAfterBreak="0">
+    <w:nsid w:val="66FB73F2"/>
+    <w:multiLevelType w:val="multilevel"/>
+    <w:tmpl w:val="942CFCC0"/>
+    <w:lvl w:ilvl="0">
+      <w:start w:val="1"/>
+      <w:numFmt w:val="bullet"/>
+      <w:lvlText w:val=""/>
+      <w:lvlJc w:val="left"/>
+      <w:pPr>
+        <w:tabs>
+          <w:tab w:val="num" w:pos="720"/>
+        </w:tabs>
+        <w:ind w:left="720" w:hanging="360"/>
+      </w:pPr>
+      <w:rPr>
+        <w:rFonts w:ascii="Symbol" w:hAnsi="Symbol" w:hint="default"/>
+        <w:sz w:val="20"/>
+      </w:rPr>
+    </w:lvl>
+    <w:lvl w:ilvl="1" w:tentative="1">
+      <w:start w:val="1"/>
+      <w:numFmt w:val="bullet"/>
+      <w:lvlText w:val="o"/>
+      <w:lvlJc w:val="left"/>
+      <w:pPr>
+        <w:tabs>
+          <w:tab w:val="num" w:pos="1440"/>
+        </w:tabs>
+        <w:ind w:left="1440" w:hanging="360"/>
+      </w:pPr>
+      <w:rPr>
+        <w:rFonts w:ascii="Courier New" w:hAnsi="Courier New" w:hint="default"/>
+        <w:sz w:val="20"/>
+      </w:rPr>
+    </w:lvl>
+    <w:lvl w:ilvl="2" w:tentative="1">
+      <w:start w:val="1"/>
+      <w:numFmt w:val="bullet"/>
+      <w:lvlText w:val=""/>
+      <w:lvlJc w:val="left"/>
+      <w:pPr>
+        <w:tabs>
+          <w:tab w:val="num" w:pos="2160"/>
+        </w:tabs>
+        <w:ind w:left="2160" w:hanging="360"/>
+      </w:pPr>
+      <w:rPr>
+        <w:rFonts w:ascii="Wingdings" w:hAnsi="Wingdings" w:hint="default"/>
+        <w:sz w:val="20"/>
+      </w:rPr>
+    </w:lvl>
+    <w:lvl w:ilvl="3" w:tentative="1">
+      <w:start w:val="1"/>
+      <w:numFmt w:val="bullet"/>
+      <w:lvlText w:val=""/>
+      <w:lvlJc w:val="left"/>
+      <w:pPr>
+        <w:tabs>
+          <w:tab w:val="num" w:pos="2880"/>
+        </w:tabs>
+        <w:ind w:left="2880" w:hanging="360"/>
+      </w:pPr>
+      <w:rPr>
+        <w:rFonts w:ascii="Wingdings" w:hAnsi="Wingdings" w:hint="default"/>
+        <w:sz w:val="20"/>
+      </w:rPr>
+    </w:lvl>
+    <w:lvl w:ilvl="4" w:tentative="1">
+      <w:start w:val="1"/>
+      <w:numFmt w:val="bullet"/>
+      <w:lvlText w:val=""/>
+      <w:lvlJc w:val="left"/>
+      <w:pPr>
+        <w:tabs>
+          <w:tab w:val="num" w:pos="3600"/>
+        </w:tabs>
+        <w:ind w:left="3600" w:hanging="360"/>
+      </w:pPr>
+      <w:rPr>
+        <w:rFonts w:ascii="Wingdings" w:hAnsi="Wingdings" w:hint="default"/>
+        <w:sz w:val="20"/>
+      </w:rPr>
+    </w:lvl>
+    <w:lvl w:ilvl="5" w:tentative="1">
+      <w:start w:val="1"/>
+      <w:numFmt w:val="bullet"/>
+      <w:lvlText w:val=""/>
+      <w:lvlJc w:val="left"/>
+      <w:pPr>
+        <w:tabs>
+          <w:tab w:val="num" w:pos="4320"/>
+        </w:tabs>
+        <w:ind w:left="4320" w:hanging="360"/>
+      </w:pPr>
+      <w:rPr>
+        <w:rFonts w:ascii="Wingdings" w:hAnsi="Wingdings" w:hint="default"/>
+        <w:sz w:val="20"/>
+      </w:rPr>
+    </w:lvl>
+    <w:lvl w:ilvl="6" w:tentative="1">
+      <w:start w:val="1"/>
+      <w:numFmt w:val="bullet"/>
+      <w:lvlText w:val=""/>
+      <w:lvlJc w:val="left"/>
+      <w:pPr>
+        <w:tabs>
+          <w:tab w:val="num" w:pos="5040"/>
+        </w:tabs>
+        <w:ind w:left="5040" w:hanging="360"/>
+      </w:pPr>
+      <w:rPr>
+        <w:rFonts w:ascii="Wingdings" w:hAnsi="Wingdings" w:hint="default"/>
+        <w:sz w:val="20"/>
+      </w:rPr>
+    </w:lvl>
+    <w:lvl w:ilvl="7" w:tentative="1">
+      <w:start w:val="1"/>
+      <w:numFmt w:val="bullet"/>
+      <w:lvlText w:val=""/>
+      <w:lvlJc w:val="left"/>
+      <w:pPr>
+        <w:tabs>
+          <w:tab w:val="num" w:pos="5760"/>
+        </w:tabs>
+        <w:ind w:left="5760" w:hanging="360"/>
+      </w:pPr>
+      <w:rPr>
+        <w:rFonts w:ascii="Wingdings" w:hAnsi="Wingdings" w:hint="default"/>
+        <w:sz w:val="20"/>
+      </w:rPr>
+    </w:lvl>
+    <w:lvl w:ilvl="8" w:tentative="1">
+      <w:start w:val="1"/>
+      <w:numFmt w:val="bullet"/>
+      <w:lvlText w:val=""/>
+      <w:lvlJc w:val="left"/>
+      <w:pPr>
+        <w:tabs>
+          <w:tab w:val="num" w:pos="6480"/>
+        </w:tabs>
+        <w:ind w:left="6480" w:hanging="360"/>
+      </w:pPr>
+      <w:rPr>
+        <w:rFonts w:ascii="Wingdings" w:hAnsi="Wingdings" w:hint="default"/>
+        <w:sz w:val="20"/>
+      </w:rPr>
+    </w:lvl>
+  </w:abstractNum>
+  <w:abstractNum w:abstractNumId="27" w15:restartNumberingAfterBreak="0">
     <w:nsid w:val="6C402C58"/>
     <w:multiLevelType w:val="hybridMultilevel"/>
     <w:tmpl w:val="9A1CA078"/>
@@ -6648,7 +7201,7 @@
       </w:rPr>
     </w:lvl>
   </w:abstractNum>
-  <w:abstractNum w:abstractNumId="27" w15:restartNumberingAfterBreak="0">
+  <w:abstractNum w:abstractNumId="28" w15:restartNumberingAfterBreak="0">
     <w:nsid w:val="6CD32DA8"/>
     <w:multiLevelType w:val="singleLevel"/>
     <w:tmpl w:val="166470C2"/>
@@ -6678,7 +7231,7 @@
     <w:abstractNumId w:val="17"/>
   </w:num>
   <w:num w:numId="2" w16cid:durableId="568543031">
-    <w:abstractNumId w:val="26"/>
+    <w:abstractNumId w:val="27"/>
   </w:num>
   <w:num w:numId="3" w16cid:durableId="1207790780">
     <w:abstractNumId w:val="15"/>
@@ -6699,7 +7252,7 @@
     <w:abstractNumId w:val="23"/>
   </w:num>
   <w:num w:numId="9" w16cid:durableId="231694775">
-    <w:abstractNumId w:val="27"/>
+    <w:abstractNumId w:val="28"/>
   </w:num>
   <w:num w:numId="10" w16cid:durableId="2126189682">
     <w:abstractNumId w:val="18"/>
@@ -6766,6 +7319,9 @@
   </w:num>
   <w:num w:numId="31" w16cid:durableId="513499133">
     <w:abstractNumId w:val="12"/>
+  </w:num>
+  <w:num w:numId="32" w16cid:durableId="2143648143">
+    <w:abstractNumId w:val="26"/>
   </w:num>
 </w:numbering>
 </file>
@@ -7073,6 +7629,7 @@
     <w:name w:val="heading 1"/>
     <w:basedOn w:val="Normal"/>
     <w:next w:val="Normal"/>
+    <w:link w:val="Heading1Char"/>
     <w:qFormat/>
     <w:rsid w:val="006B6B66"/>
     <w:pPr>
@@ -7524,7 +8081,629 @@
       <w:color w:val="666666"/>
     </w:rPr>
   </w:style>
+  <w:style w:type="character" w:customStyle="1" w:styleId="Heading1Char">
+    <w:name w:val="Heading 1 Char"/>
+    <w:basedOn w:val="DefaultParagraphFont"/>
+    <w:link w:val="Heading1"/>
+    <w:rsid w:val="001D06AB"/>
+    <w:rPr>
+      <w:smallCaps/>
+      <w:noProof/>
+    </w:rPr>
+  </w:style>
 </w:styles>
+</file>
+
+<file path=word/glossary/document.xml><?xml version="1.0" encoding="utf-8"?>
+<w:glossaryDocument xmlns:wpc="http://schemas.microsoft.com/office/word/2010/wordprocessingCanvas" xmlns:cx="http://schemas.microsoft.com/office/drawing/2014/chartex" xmlns:cx1="http://schemas.microsoft.com/office/drawing/2015/9/8/chartex" xmlns:cx2="http://schemas.microsoft.com/office/drawing/2015/10/21/chartex" xmlns:cx3="http://schemas.microsoft.com/office/drawing/2016/5/9/chartex" xmlns:cx4="http://schemas.microsoft.com/office/drawing/2016/5/10/chartex" xmlns:cx5="http://schemas.microsoft.com/office/drawing/2016/5/11/chartex" xmlns:cx6="http://schemas.microsoft.com/office/drawing/2016/5/12/chartex" xmlns:cx7="http://schemas.microsoft.com/office/drawing/2016/5/13/chartex" xmlns:cx8="http://schemas.microsoft.com/office/drawing/2016/5/14/chartex" xmlns:mc="http://schemas.openxmlformats.org/markup-compatibility/2006" xmlns:aink="http://schemas.microsoft.com/office/drawing/2016/ink" xmlns:am3d="http://schemas.microsoft.com/office/drawing/2017/model3d" xmlns:o="urn:schemas-microsoft-com:office:office" xmlns:oel="http://schemas.microsoft.com/office/2019/extlst" xmlns:r="http://schemas.openxmlformats.org/officeDocument/2006/relationships" xmlns:m="http://schemas.openxmlformats.org/officeDocument/2006/math" xmlns:v="urn:schemas-microsoft-com:vml" xmlns:wp14="http://schemas.microsoft.com/office/word/2010/wordprocessingDrawing" xmlns:wp="http://schemas.openxmlformats.org/drawingml/2006/wordprocessingDrawing" xmlns:w10="urn:schemas-microsoft-com:office:word" xmlns:w="http://schemas.openxmlformats.org/wordprocessingml/2006/main" xmlns:w14="http://schemas.microsoft.com/office/word/2010/wordml" xmlns:w15="http://schemas.microsoft.com/office/word/2012/wordml" xmlns:w16cex="http://schemas.microsoft.com/office/word/2018/wordml/cex" xmlns:w16cid="http://schemas.microsoft.com/office/word/2016/wordml/cid" xmlns:w16="http://schemas.microsoft.com/office/word/2018/wordml" xmlns:w16du="http://schemas.microsoft.com/office/word/2023/wordml/word16du" xmlns:w16sdtdh="http://schemas.microsoft.com/office/word/2020/wordml/sdtdatahash" xmlns:w16sdtfl="http://schemas.microsoft.com/office/word/2024/wordml/sdtformatlock" xmlns:w16se="http://schemas.microsoft.com/office/word/2015/wordml/symex" xmlns:wpg="http://schemas.microsoft.com/office/word/2010/wordprocessingGroup" xmlns:wpi="http://schemas.microsoft.com/office/word/2010/wordprocessingInk" xmlns:wne="http://schemas.microsoft.com/office/word/2006/wordml" xmlns:wps="http://schemas.microsoft.com/office/word/2010/wordprocessingShape" mc:Ignorable="w14 w15 w16se w16cid w16 w16cex w16sdtdh w16sdtfl w16du wp14">
+  <w:docParts>
+    <w:docPart>
+      <w:docPartPr>
+        <w:name w:val="DefaultPlaceholder_2098659789"/>
+        <w:category>
+          <w:name w:val="General"/>
+          <w:gallery w:val="placeholder"/>
+        </w:category>
+        <w:types>
+          <w:type w:val="bbPlcHdr"/>
+        </w:types>
+        <w:behaviors>
+          <w:behavior w:val="content"/>
+        </w:behaviors>
+        <w:guid w:val="{A94FDF4B-5381-41EF-8BD5-FB7B3FE94FBF}"/>
+      </w:docPartPr>
+      <w:docPartBody>
+        <w:p>
+          <w:r>
+            <w:rPr>
+              <w:rStyle w:val="PlaceholderText"/>
+            </w:rPr>
+            <w:t>Type equation here.</w:t>
+          </w:r>
+        </w:p>
+      </w:docPartBody>
+    </w:docPart>
+  </w:docParts>
+</w:glossaryDocument>
+</file>
+
+<file path=word/glossary/fontTable.xml><?xml version="1.0" encoding="utf-8"?>
+<w:fonts xmlns:mc="http://schemas.openxmlformats.org/markup-compatibility/2006" xmlns:r="http://schemas.openxmlformats.org/officeDocument/2006/relationships" xmlns:w="http://schemas.openxmlformats.org/wordprocessingml/2006/main" xmlns:w14="http://schemas.microsoft.com/office/word/2010/wordml" xmlns:w15="http://schemas.microsoft.com/office/word/2012/wordml" xmlns:w16cex="http://schemas.microsoft.com/office/word/2018/wordml/cex" xmlns:w16cid="http://schemas.microsoft.com/office/word/2016/wordml/cid" xmlns:w16="http://schemas.microsoft.com/office/word/2018/wordml" xmlns:w16du="http://schemas.microsoft.com/office/word/2023/wordml/word16du" xmlns:w16sdtdh="http://schemas.microsoft.com/office/word/2020/wordml/sdtdatahash" xmlns:w16sdtfl="http://schemas.microsoft.com/office/word/2024/wordml/sdtformatlock" xmlns:w16se="http://schemas.microsoft.com/office/word/2015/wordml/symex" mc:Ignorable="w14 w15 w16se w16cid w16 w16cex w16sdtdh w16sdtfl w16du">
+  <w:font w:name="Symbol">
+    <w:panose1 w:val="05050102010706020507"/>
+    <w:charset w:val="02"/>
+    <w:family w:val="roman"/>
+    <w:pitch w:val="variable"/>
+    <w:sig w:usb0="00000000" w:usb1="10000000" w:usb2="00000000" w:usb3="00000000" w:csb0="80000000" w:csb1="00000000"/>
+  </w:font>
+  <w:font w:name="Times New Roman">
+    <w:panose1 w:val="02020603050405020304"/>
+    <w:charset w:val="00"/>
+    <w:family w:val="roman"/>
+    <w:pitch w:val="variable"/>
+    <w:sig w:usb0="E0002EFF" w:usb1="C000785B" w:usb2="00000009" w:usb3="00000000" w:csb0="000001FF" w:csb1="00000000"/>
+  </w:font>
+  <w:font w:name="Courier New">
+    <w:panose1 w:val="02070309020205020404"/>
+    <w:charset w:val="00"/>
+    <w:family w:val="modern"/>
+    <w:pitch w:val="fixed"/>
+    <w:sig w:usb0="E0002EFF" w:usb1="C0007843" w:usb2="00000009" w:usb3="00000000" w:csb0="000001FF" w:csb1="00000000"/>
+  </w:font>
+  <w:font w:name="Wingdings">
+    <w:panose1 w:val="05000000000000000000"/>
+    <w:charset w:val="02"/>
+    <w:family w:val="auto"/>
+    <w:pitch w:val="variable"/>
+    <w:sig w:usb0="00000000" w:usb1="10000000" w:usb2="00000000" w:usb3="00000000" w:csb0="80000000" w:csb1="00000000"/>
+  </w:font>
+  <w:font w:name="SimSun">
+    <w:altName w:val="宋体"/>
+    <w:panose1 w:val="02010600030101010101"/>
+    <w:charset w:val="86"/>
+    <w:family w:val="auto"/>
+    <w:pitch w:val="variable"/>
+    <w:sig w:usb0="00000203" w:usb1="288F0000" w:usb2="00000016" w:usb3="00000000" w:csb0="00040001" w:csb1="00000000"/>
+  </w:font>
+  <w:font w:name="MS Mincho">
+    <w:panose1 w:val="02020609040205080304"/>
+    <w:charset w:val="80"/>
+    <w:family w:val="modern"/>
+    <w:pitch w:val="fixed"/>
+    <w:sig w:usb0="E00002FF" w:usb1="6AC7FDFB" w:usb2="08000012" w:usb3="00000000" w:csb0="0002009F" w:csb1="00000000"/>
+  </w:font>
+  <w:font w:name="Cambria Math">
+    <w:panose1 w:val="02040503050406030204"/>
+    <w:charset w:val="00"/>
+    <w:family w:val="roman"/>
+    <w:pitch w:val="variable"/>
+    <w:sig w:usb0="E00006FF" w:usb1="420024FF" w:usb2="02000000" w:usb3="00000000" w:csb0="0000019F" w:csb1="00000000"/>
+  </w:font>
+  <w:font w:name="NimbusRomNo9L-Regu">
+    <w:altName w:val="Yu Gothic"/>
+    <w:panose1 w:val="00000000000000000000"/>
+    <w:charset w:val="80"/>
+    <w:family w:val="auto"/>
+    <w:notTrueType/>
+    <w:pitch w:val="default"/>
+    <w:sig w:usb0="00000001" w:usb1="08070000" w:usb2="00000010" w:usb3="00000000" w:csb0="00020000" w:csb1="00000000"/>
+  </w:font>
+  <w:font w:name="Calibri Light">
+    <w:panose1 w:val="020F0302020204030204"/>
+    <w:charset w:val="00"/>
+    <w:family w:val="swiss"/>
+    <w:pitch w:val="variable"/>
+    <w:sig w:usb0="E4002EFF" w:usb1="C200247B" w:usb2="00000009" w:usb3="00000000" w:csb0="000001FF" w:csb1="00000000"/>
+  </w:font>
+  <w:font w:name="Calibri">
+    <w:panose1 w:val="020F0502020204030204"/>
+    <w:charset w:val="00"/>
+    <w:family w:val="swiss"/>
+    <w:pitch w:val="variable"/>
+    <w:sig w:usb0="E4002EFF" w:usb1="C200247B" w:usb2="00000009" w:usb3="00000000" w:csb0="000001FF" w:csb1="00000000"/>
+  </w:font>
+  <w:font w:name="Aptos">
+    <w:charset w:val="00"/>
+    <w:family w:val="swiss"/>
+    <w:pitch w:val="variable"/>
+    <w:sig w:usb0="20000287" w:usb1="00000003" w:usb2="00000000" w:usb3="00000000" w:csb0="0000019F" w:csb1="00000000"/>
+  </w:font>
+  <w:font w:name="Aptos Display">
+    <w:charset w:val="00"/>
+    <w:family w:val="swiss"/>
+    <w:pitch w:val="variable"/>
+    <w:sig w:usb0="20000287" w:usb1="00000003" w:usb2="00000000" w:usb3="00000000" w:csb0="0000019F" w:csb1="00000000"/>
+  </w:font>
+</w:fonts>
+</file>
+
+<file path=word/glossary/settings.xml><?xml version="1.0" encoding="utf-8"?>
+<w:settings xmlns:mc="http://schemas.openxmlformats.org/markup-compatibility/2006" xmlns:o="urn:schemas-microsoft-com:office:office" xmlns:r="http://schemas.openxmlformats.org/officeDocument/2006/relationships" xmlns:m="http://schemas.openxmlformats.org/officeDocument/2006/math" xmlns:v="urn:schemas-microsoft-com:vml" xmlns:w10="urn:schemas-microsoft-com:office:word" xmlns:w="http://schemas.openxmlformats.org/wordprocessingml/2006/main" xmlns:w14="http://schemas.microsoft.com/office/word/2010/wordml" xmlns:w15="http://schemas.microsoft.com/office/word/2012/wordml" xmlns:w16cex="http://schemas.microsoft.com/office/word/2018/wordml/cex" xmlns:w16cid="http://schemas.microsoft.com/office/word/2016/wordml/cid" xmlns:w16="http://schemas.microsoft.com/office/word/2018/wordml" xmlns:w16du="http://schemas.microsoft.com/office/word/2023/wordml/word16du" xmlns:w16sdtdh="http://schemas.microsoft.com/office/word/2020/wordml/sdtdatahash" xmlns:w16sdtfl="http://schemas.microsoft.com/office/word/2024/wordml/sdtformatlock" xmlns:w16se="http://schemas.microsoft.com/office/word/2015/wordml/symex" xmlns:sl="http://schemas.openxmlformats.org/schemaLibrary/2006/main" mc:Ignorable="w14 w15 w16se w16cid w16 w16cex w16sdtdh w16sdtfl w16du">
+  <w:view w:val="normal"/>
+  <w:defaultTabStop w:val="720"/>
+  <w:characterSpacingControl w:val="doNotCompress"/>
+  <w:compat>
+    <w:useFELayout/>
+    <w:compatSetting w:name="compatibilityMode" w:uri="http://schemas.microsoft.com/office/word" w:val="15"/>
+    <w:compatSetting w:name="overrideTableStyleFontSizeAndJustification" w:uri="http://schemas.microsoft.com/office/word" w:val="1"/>
+    <w:compatSetting w:name="enableOpenTypeFeatures" w:uri="http://schemas.microsoft.com/office/word" w:val="1"/>
+    <w:compatSetting w:name="doNotFlipMirrorIndents" w:uri="http://schemas.microsoft.com/office/word" w:val="1"/>
+    <w:compatSetting w:name="differentiateMultirowTableHeaders" w:uri="http://schemas.microsoft.com/office/word" w:val="1"/>
+    <w:compatSetting w:name="useWord2013TrackBottomHyphenation" w:uri="http://schemas.microsoft.com/office/word" w:val="0"/>
+  </w:compat>
+  <w:rsids>
+    <w:rsidRoot w:val="00520460"/>
+    <w:rsid w:val="00520460"/>
+    <w:rsid w:val="00B71243"/>
+    <w:rsid w:val="00CE7F0B"/>
+  </w:rsids>
+  <m:mathPr>
+    <m:mathFont m:val="Cambria Math"/>
+    <m:brkBin m:val="before"/>
+    <m:brkBinSub m:val="--"/>
+    <m:smallFrac m:val="0"/>
+    <m:dispDef/>
+    <m:lMargin m:val="0"/>
+    <m:rMargin m:val="0"/>
+    <m:defJc m:val="centerGroup"/>
+    <m:wrapIndent m:val="1440"/>
+    <m:intLim m:val="subSup"/>
+    <m:naryLim m:val="undOvr"/>
+  </m:mathPr>
+  <w:themeFontLang w:val="en-IN"/>
+  <w:clrSchemeMapping w:bg1="light1" w:t1="dark1" w:bg2="light2" w:t2="dark2" w:accent1="accent1" w:accent2="accent2" w:accent3="accent3" w:accent4="accent4" w:accent5="accent5" w:accent6="accent6" w:hyperlink="hyperlink" w:followedHyperlink="followedHyperlink"/>
+  <w:decimalSymbol w:val="."/>
+  <w:listSeparator w:val=","/>
+  <w15:chartTrackingRefBased/>
+</w:settings>
+</file>
+
+<file path=word/glossary/styles.xml><?xml version="1.0" encoding="utf-8"?>
+<w:styles xmlns:mc="http://schemas.openxmlformats.org/markup-compatibility/2006" xmlns:r="http://schemas.openxmlformats.org/officeDocument/2006/relationships" xmlns:w="http://schemas.openxmlformats.org/wordprocessingml/2006/main" xmlns:w14="http://schemas.microsoft.com/office/word/2010/wordml" xmlns:w15="http://schemas.microsoft.com/office/word/2012/wordml" xmlns:w16cex="http://schemas.microsoft.com/office/word/2018/wordml/cex" xmlns:w16cid="http://schemas.microsoft.com/office/word/2016/wordml/cid" xmlns:w16="http://schemas.microsoft.com/office/word/2018/wordml" xmlns:w16du="http://schemas.microsoft.com/office/word/2023/wordml/word16du" xmlns:w16sdtdh="http://schemas.microsoft.com/office/word/2020/wordml/sdtdatahash" xmlns:w16sdtfl="http://schemas.microsoft.com/office/word/2024/wordml/sdtformatlock" xmlns:w16se="http://schemas.microsoft.com/office/word/2015/wordml/symex" mc:Ignorable="w14 w15 w16se w16cid w16 w16cex w16sdtdh w16sdtfl w16du">
+  <w:docDefaults>
+    <w:rPrDefault>
+      <w:rPr>
+        <w:rFonts w:asciiTheme="minorHAnsi" w:eastAsiaTheme="minorEastAsia" w:hAnsiTheme="minorHAnsi" w:cstheme="minorBidi"/>
+        <w:kern w:val="2"/>
+        <w:sz w:val="24"/>
+        <w:szCs w:val="24"/>
+        <w:lang w:val="en-IN" w:eastAsia="en-IN" w:bidi="ar-SA"/>
+        <w14:ligatures w14:val="standardContextual"/>
+      </w:rPr>
+    </w:rPrDefault>
+    <w:pPrDefault>
+      <w:pPr>
+        <w:spacing w:after="160" w:line="278" w:lineRule="auto"/>
+      </w:pPr>
+    </w:pPrDefault>
+  </w:docDefaults>
+  <w:latentStyles w:defLockedState="0" w:defUIPriority="99" w:defSemiHidden="0" w:defUnhideWhenUsed="0" w:defQFormat="0" w:count="376">
+    <w:lsdException w:name="Normal" w:uiPriority="0" w:qFormat="1"/>
+    <w:lsdException w:name="heading 1" w:uiPriority="9" w:qFormat="1"/>
+    <w:lsdException w:name="heading 2" w:semiHidden="1" w:uiPriority="9" w:unhideWhenUsed="1" w:qFormat="1"/>
+    <w:lsdException w:name="heading 3" w:semiHidden="1" w:uiPriority="9" w:unhideWhenUsed="1" w:qFormat="1"/>
+    <w:lsdException w:name="heading 4" w:semiHidden="1" w:uiPriority="9" w:unhideWhenUsed="1" w:qFormat="1"/>
+    <w:lsdException w:name="heading 5" w:semiHidden="1" w:uiPriority="9" w:unhideWhenUsed="1" w:qFormat="1"/>
+    <w:lsdException w:name="heading 6" w:semiHidden="1" w:uiPriority="9" w:unhideWhenUsed="1" w:qFormat="1"/>
+    <w:lsdException w:name="heading 7" w:semiHidden="1" w:uiPriority="9" w:unhideWhenUsed="1" w:qFormat="1"/>
+    <w:lsdException w:name="heading 8" w:semiHidden="1" w:uiPriority="9" w:unhideWhenUsed="1" w:qFormat="1"/>
+    <w:lsdException w:name="heading 9" w:semiHidden="1" w:uiPriority="9" w:unhideWhenUsed="1" w:qFormat="1"/>
+    <w:lsdException w:name="index 1" w:semiHidden="1" w:unhideWhenUsed="1"/>
+    <w:lsdException w:name="index 2" w:semiHidden="1" w:unhideWhenUsed="1"/>
+    <w:lsdException w:name="index 3" w:semiHidden="1" w:unhideWhenUsed="1"/>
+    <w:lsdException w:name="index 4" w:semiHidden="1" w:unhideWhenUsed="1"/>
+    <w:lsdException w:name="index 5" w:semiHidden="1" w:unhideWhenUsed="1"/>
+    <w:lsdException w:name="index 6" w:semiHidden="1" w:unhideWhenUsed="1"/>
+    <w:lsdException w:name="index 7" w:semiHidden="1" w:unhideWhenUsed="1"/>
+    <w:lsdException w:name="index 8" w:semiHidden="1" w:unhideWhenUsed="1"/>
+    <w:lsdException w:name="index 9" w:semiHidden="1" w:unhideWhenUsed="1"/>
+    <w:lsdException w:name="toc 1" w:semiHidden="1" w:uiPriority="39" w:unhideWhenUsed="1"/>
+    <w:lsdException w:name="toc 2" w:semiHidden="1" w:uiPriority="39" w:unhideWhenUsed="1"/>
+    <w:lsdException w:name="toc 3" w:semiHidden="1" w:uiPriority="39" w:unhideWhenUsed="1"/>
+    <w:lsdException w:name="toc 4" w:semiHidden="1" w:uiPriority="39" w:unhideWhenUsed="1"/>
+    <w:lsdException w:name="toc 5" w:semiHidden="1" w:uiPriority="39" w:unhideWhenUsed="1"/>
+    <w:lsdException w:name="toc 6" w:semiHidden="1" w:uiPriority="39" w:unhideWhenUsed="1"/>
+    <w:lsdException w:name="toc 7" w:semiHidden="1" w:uiPriority="39" w:unhideWhenUsed="1"/>
+    <w:lsdException w:name="toc 8" w:semiHidden="1" w:uiPriority="39" w:unhideWhenUsed="1"/>
+    <w:lsdException w:name="toc 9" w:semiHidden="1" w:uiPriority="39" w:unhideWhenUsed="1"/>
+    <w:lsdException w:name="Normal Indent" w:semiHidden="1" w:unhideWhenUsed="1"/>
+    <w:lsdException w:name="footnote text" w:semiHidden="1" w:unhideWhenUsed="1"/>
+    <w:lsdException w:name="annotation text" w:semiHidden="1" w:unhideWhenUsed="1"/>
+    <w:lsdException w:name="header" w:semiHidden="1" w:unhideWhenUsed="1"/>
+    <w:lsdException w:name="footer" w:semiHidden="1" w:unhideWhenUsed="1"/>
+    <w:lsdException w:name="index heading" w:semiHidden="1" w:unhideWhenUsed="1"/>
+    <w:lsdException w:name="caption" w:semiHidden="1" w:uiPriority="35" w:unhideWhenUsed="1" w:qFormat="1"/>
+    <w:lsdException w:name="table of figures" w:semiHidden="1" w:unhideWhenUsed="1"/>
+    <w:lsdException w:name="envelope address" w:semiHidden="1" w:unhideWhenUsed="1"/>
+    <w:lsdException w:name="envelope return" w:semiHidden="1" w:unhideWhenUsed="1"/>
+    <w:lsdException w:name="footnote reference" w:semiHidden="1" w:unhideWhenUsed="1"/>
+    <w:lsdException w:name="annotation reference" w:semiHidden="1" w:unhideWhenUsed="1"/>
+    <w:lsdException w:name="line number" w:semiHidden="1" w:unhideWhenUsed="1"/>
+    <w:lsdException w:name="page number" w:semiHidden="1" w:unhideWhenUsed="1"/>
+    <w:lsdException w:name="endnote reference" w:semiHidden="1" w:unhideWhenUsed="1"/>
+    <w:lsdException w:name="endnote text" w:semiHidden="1" w:unhideWhenUsed="1"/>
+    <w:lsdException w:name="table of authorities" w:semiHidden="1" w:unhideWhenUsed="1"/>
+    <w:lsdException w:name="macro" w:semiHidden="1" w:unhideWhenUsed="1"/>
+    <w:lsdException w:name="toa heading" w:semiHidden="1" w:unhideWhenUsed="1"/>
+    <w:lsdException w:name="List" w:semiHidden="1" w:unhideWhenUsed="1"/>
+    <w:lsdException w:name="List Bullet" w:semiHidden="1" w:unhideWhenUsed="1"/>
+    <w:lsdException w:name="List Number" w:semiHidden="1" w:unhideWhenUsed="1"/>
+    <w:lsdException w:name="List 2" w:semiHidden="1" w:unhideWhenUsed="1"/>
+    <w:lsdException w:name="List 3" w:semiHidden="1" w:unhideWhenUsed="1"/>
+    <w:lsdException w:name="List 4" w:semiHidden="1" w:unhideWhenUsed="1"/>
+    <w:lsdException w:name="List 5" w:semiHidden="1" w:unhideWhenUsed="1"/>
+    <w:lsdException w:name="List Bullet 2" w:semiHidden="1" w:unhideWhenUsed="1"/>
+    <w:lsdException w:name="List Bullet 3" w:semiHidden="1" w:unhideWhenUsed="1"/>
+    <w:lsdException w:name="List Bullet 4" w:semiHidden="1" w:unhideWhenUsed="1"/>
+    <w:lsdException w:name="List Bullet 5" w:semiHidden="1" w:unhideWhenUsed="1"/>
+    <w:lsdException w:name="List Number 2" w:semiHidden="1" w:unhideWhenUsed="1"/>
+    <w:lsdException w:name="List Number 3" w:semiHidden="1" w:unhideWhenUsed="1"/>
+    <w:lsdException w:name="List Number 4" w:semiHidden="1" w:unhideWhenUsed="1"/>
+    <w:lsdException w:name="List Number 5" w:semiHidden="1" w:unhideWhenUsed="1"/>
+    <w:lsdException w:name="Title" w:uiPriority="10" w:qFormat="1"/>
+    <w:lsdException w:name="Closing" w:semiHidden="1" w:unhideWhenUsed="1"/>
+    <w:lsdException w:name="Signature" w:semiHidden="1" w:unhideWhenUsed="1"/>
+    <w:lsdException w:name="Default Paragraph Font" w:semiHidden="1" w:uiPriority="1" w:unhideWhenUsed="1"/>
+    <w:lsdException w:name="Body Text" w:semiHidden="1" w:unhideWhenUsed="1"/>
+    <w:lsdException w:name="Body Text Indent" w:semiHidden="1" w:unhideWhenUsed="1"/>
+    <w:lsdException w:name="List Continue" w:semiHidden="1" w:unhideWhenUsed="1"/>
+    <w:lsdException w:name="List Continue 2" w:semiHidden="1" w:unhideWhenUsed="1"/>
+    <w:lsdException w:name="List Continue 3" w:semiHidden="1" w:unhideWhenUsed="1"/>
+    <w:lsdException w:name="List Continue 4" w:semiHidden="1" w:unhideWhenUsed="1"/>
+    <w:lsdException w:name="List Continue 5" w:semiHidden="1" w:unhideWhenUsed="1"/>
+    <w:lsdException w:name="Message Header" w:semiHidden="1" w:unhideWhenUsed="1"/>
+    <w:lsdException w:name="Subtitle" w:uiPriority="11" w:qFormat="1"/>
+    <w:lsdException w:name="Salutation" w:semiHidden="1" w:unhideWhenUsed="1"/>
+    <w:lsdException w:name="Date" w:semiHidden="1" w:unhideWhenUsed="1"/>
+    <w:lsdException w:name="Body Text First Indent" w:semiHidden="1" w:unhideWhenUsed="1"/>
+    <w:lsdException w:name="Body Text First Indent 2" w:semiHidden="1" w:unhideWhenUsed="1"/>
+    <w:lsdException w:name="Note Heading" w:semiHidden="1" w:unhideWhenUsed="1"/>
+    <w:lsdException w:name="Body Text 2" w:semiHidden="1" w:unhideWhenUsed="1"/>
+    <w:lsdException w:name="Body Text 3" w:semiHidden="1" w:unhideWhenUsed="1"/>
+    <w:lsdException w:name="Body Text Indent 2" w:semiHidden="1" w:unhideWhenUsed="1"/>
+    <w:lsdException w:name="Body Text Indent 3" w:semiHidden="1" w:unhideWhenUsed="1"/>
+    <w:lsdException w:name="Block Text" w:semiHidden="1" w:unhideWhenUsed="1"/>
+    <w:lsdException w:name="Hyperlink" w:semiHidden="1" w:unhideWhenUsed="1"/>
+    <w:lsdException w:name="FollowedHyperlink" w:semiHidden="1" w:unhideWhenUsed="1"/>
+    <w:lsdException w:name="Strong" w:uiPriority="22" w:qFormat="1"/>
+    <w:lsdException w:name="Emphasis" w:uiPriority="20" w:qFormat="1"/>
+    <w:lsdException w:name="Document Map" w:semiHidden="1" w:unhideWhenUsed="1"/>
+    <w:lsdException w:name="Plain Text" w:semiHidden="1" w:unhideWhenUsed="1"/>
+    <w:lsdException w:name="E-mail Signature" w:semiHidden="1" w:unhideWhenUsed="1"/>
+    <w:lsdException w:name="HTML Top of Form" w:semiHidden="1" w:unhideWhenUsed="1"/>
+    <w:lsdException w:name="HTML Bottom of Form" w:semiHidden="1" w:unhideWhenUsed="1"/>
+    <w:lsdException w:name="Normal (Web)" w:semiHidden="1" w:unhideWhenUsed="1"/>
+    <w:lsdException w:name="HTML Acronym" w:semiHidden="1" w:unhideWhenUsed="1"/>
+    <w:lsdException w:name="HTML Address" w:semiHidden="1" w:unhideWhenUsed="1"/>
+    <w:lsdException w:name="HTML Cite" w:semiHidden="1" w:unhideWhenUsed="1"/>
+    <w:lsdException w:name="HTML Code" w:semiHidden="1" w:unhideWhenUsed="1"/>
+    <w:lsdException w:name="HTML Definition" w:semiHidden="1" w:unhideWhenUsed="1"/>
+    <w:lsdException w:name="HTML Keyboard" w:semiHidden="1" w:unhideWhenUsed="1"/>
+    <w:lsdException w:name="HTML Preformatted" w:semiHidden="1" w:unhideWhenUsed="1"/>
+    <w:lsdException w:name="HTML Sample" w:semiHidden="1" w:unhideWhenUsed="1"/>
+    <w:lsdException w:name="HTML Typewriter" w:semiHidden="1" w:unhideWhenUsed="1"/>
+    <w:lsdException w:name="HTML Variable" w:semiHidden="1" w:unhideWhenUsed="1"/>
+    <w:lsdException w:name="Normal Table" w:semiHidden="1" w:unhideWhenUsed="1"/>
+    <w:lsdException w:name="annotation subject" w:semiHidden="1" w:unhideWhenUsed="1"/>
+    <w:lsdException w:name="No List" w:semiHidden="1" w:unhideWhenUsed="1"/>
+    <w:lsdException w:name="Outline List 1" w:semiHidden="1" w:unhideWhenUsed="1"/>
+    <w:lsdException w:name="Outline List 2" w:semiHidden="1" w:unhideWhenUsed="1"/>
+    <w:lsdException w:name="Outline List 3" w:semiHidden="1" w:unhideWhenUsed="1"/>
+    <w:lsdException w:name="Table Simple 1" w:semiHidden="1" w:unhideWhenUsed="1"/>
+    <w:lsdException w:name="Table Simple 2" w:semiHidden="1" w:unhideWhenUsed="1"/>
+    <w:lsdException w:name="Table Simple 3" w:semiHidden="1" w:unhideWhenUsed="1"/>
+    <w:lsdException w:name="Table Classic 1" w:semiHidden="1" w:unhideWhenUsed="1"/>
+    <w:lsdException w:name="Table Classic 2" w:semiHidden="1" w:unhideWhenUsed="1"/>
+    <w:lsdException w:name="Table Classic 3" w:semiHidden="1" w:unhideWhenUsed="1"/>
+    <w:lsdException w:name="Table Classic 4" w:semiHidden="1" w:unhideWhenUsed="1"/>
+    <w:lsdException w:name="Table Colorful 1" w:semiHidden="1" w:unhideWhenUsed="1"/>
+    <w:lsdException w:name="Table Colorful 2" w:semiHidden="1" w:unhideWhenUsed="1"/>
+    <w:lsdException w:name="Table Colorful 3" w:semiHidden="1" w:unhideWhenUsed="1"/>
+    <w:lsdException w:name="Table Columns 1" w:semiHidden="1" w:unhideWhenUsed="1"/>
+    <w:lsdException w:name="Table Columns 2" w:semiHidden="1" w:unhideWhenUsed="1"/>
+    <w:lsdException w:name="Table Columns 3" w:semiHidden="1" w:unhideWhenUsed="1"/>
+    <w:lsdException w:name="Table Columns 4" w:semiHidden="1" w:unhideWhenUsed="1"/>
+    <w:lsdException w:name="Table Columns 5" w:semiHidden="1" w:unhideWhenUsed="1"/>
+    <w:lsdException w:name="Table Grid 1" w:semiHidden="1" w:unhideWhenUsed="1"/>
+    <w:lsdException w:name="Table Grid 2" w:semiHidden="1" w:unhideWhenUsed="1"/>
+    <w:lsdException w:name="Table Grid 3" w:semiHidden="1" w:unhideWhenUsed="1"/>
+    <w:lsdException w:name="Table Grid 4" w:semiHidden="1" w:unhideWhenUsed="1"/>
+    <w:lsdException w:name="Table Grid 5" w:semiHidden="1" w:unhideWhenUsed="1"/>
+    <w:lsdException w:name="Table Grid 6" w:semiHidden="1" w:unhideWhenUsed="1"/>
+    <w:lsdException w:name="Table Grid 7" w:semiHidden="1" w:unhideWhenUsed="1"/>
+    <w:lsdException w:name="Table Grid 8" w:semiHidden="1" w:unhideWhenUsed="1"/>
+    <w:lsdException w:name="Table List 1" w:semiHidden="1" w:unhideWhenUsed="1"/>
+    <w:lsdException w:name="Table List 2" w:semiHidden="1" w:unhideWhenUsed="1"/>
+    <w:lsdException w:name="Table List 3" w:semiHidden="1" w:unhideWhenUsed="1"/>
+    <w:lsdException w:name="Table List 4" w:semiHidden="1" w:unhideWhenUsed="1"/>
+    <w:lsdException w:name="Table List 5" w:semiHidden="1" w:unhideWhenUsed="1"/>
+    <w:lsdException w:name="Table List 6" w:semiHidden="1" w:unhideWhenUsed="1"/>
+    <w:lsdException w:name="Table List 7" w:semiHidden="1" w:unhideWhenUsed="1"/>
+    <w:lsdException w:name="Table List 8" w:semiHidden="1" w:unhideWhenUsed="1"/>
+    <w:lsdException w:name="Table 3D effects 1" w:semiHidden="1" w:unhideWhenUsed="1"/>
+    <w:lsdException w:name="Table 3D effects 2" w:semiHidden="1" w:unhideWhenUsed="1"/>
+    <w:lsdException w:name="Table 3D effects 3" w:semiHidden="1" w:unhideWhenUsed="1"/>
+    <w:lsdException w:name="Table Contemporary" w:semiHidden="1" w:unhideWhenUsed="1"/>
+    <w:lsdException w:name="Table Elegant" w:semiHidden="1" w:unhideWhenUsed="1"/>
+    <w:lsdException w:name="Table Professional" w:semiHidden="1" w:unhideWhenUsed="1"/>
+    <w:lsdException w:name="Table Subtle 1" w:semiHidden="1" w:unhideWhenUsed="1"/>
+    <w:lsdException w:name="Table Subtle 2" w:semiHidden="1" w:unhideWhenUsed="1"/>
+    <w:lsdException w:name="Table Web 1" w:semiHidden="1" w:unhideWhenUsed="1"/>
+    <w:lsdException w:name="Table Web 2" w:semiHidden="1" w:unhideWhenUsed="1"/>
+    <w:lsdException w:name="Table Web 3" w:semiHidden="1" w:unhideWhenUsed="1"/>
+    <w:lsdException w:name="Balloon Text" w:semiHidden="1" w:unhideWhenUsed="1"/>
+    <w:lsdException w:name="Table Grid" w:uiPriority="39"/>
+    <w:lsdException w:name="Table Theme" w:semiHidden="1" w:unhideWhenUsed="1"/>
+    <w:lsdException w:name="Placeholder Text" w:semiHidden="1"/>
+    <w:lsdException w:name="No Spacing" w:uiPriority="1" w:qFormat="1"/>
+    <w:lsdException w:name="Light Shading" w:uiPriority="60"/>
+    <w:lsdException w:name="Light List" w:uiPriority="61"/>
+    <w:lsdException w:name="Light Grid" w:uiPriority="62"/>
+    <w:lsdException w:name="Medium Shading 1" w:uiPriority="63"/>
+    <w:lsdException w:name="Medium Shading 2" w:uiPriority="64"/>
+    <w:lsdException w:name="Medium List 1" w:uiPriority="65"/>
+    <w:lsdException w:name="Medium List 2" w:uiPriority="66"/>
+    <w:lsdException w:name="Medium Grid 1" w:uiPriority="67"/>
+    <w:lsdException w:name="Medium Grid 2" w:uiPriority="68"/>
+    <w:lsdException w:name="Medium Grid 3" w:uiPriority="69"/>
+    <w:lsdException w:name="Dark List" w:uiPriority="70"/>
+    <w:lsdException w:name="Colorful Shading" w:uiPriority="71"/>
+    <w:lsdException w:name="Colorful List" w:uiPriority="72"/>
+    <w:lsdException w:name="Colorful Grid" w:uiPriority="73"/>
+    <w:lsdException w:name="Light Shading Accent 1" w:uiPriority="60"/>
+    <w:lsdException w:name="Light List Accent 1" w:uiPriority="61"/>
+    <w:lsdException w:name="Light Grid Accent 1" w:uiPriority="62"/>
+    <w:lsdException w:name="Medium Shading 1 Accent 1" w:uiPriority="63"/>
+    <w:lsdException w:name="Medium Shading 2 Accent 1" w:uiPriority="64"/>
+    <w:lsdException w:name="Medium List 1 Accent 1" w:uiPriority="65"/>
+    <w:lsdException w:name="Revision" w:semiHidden="1"/>
+    <w:lsdException w:name="List Paragraph" w:uiPriority="34" w:qFormat="1"/>
+    <w:lsdException w:name="Quote" w:uiPriority="29" w:qFormat="1"/>
+    <w:lsdException w:name="Intense Quote" w:uiPriority="30" w:qFormat="1"/>
+    <w:lsdException w:name="Medium List 2 Accent 1" w:uiPriority="66"/>
+    <w:lsdException w:name="Medium Grid 1 Accent 1" w:uiPriority="67"/>
+    <w:lsdException w:name="Medium Grid 2 Accent 1" w:uiPriority="68"/>
+    <w:lsdException w:name="Medium Grid 3 Accent 1" w:uiPriority="69"/>
+    <w:lsdException w:name="Dark List Accent 1" w:uiPriority="70"/>
+    <w:lsdException w:name="Colorful Shading Accent 1" w:uiPriority="71"/>
+    <w:lsdException w:name="Colorful List Accent 1" w:uiPriority="72"/>
+    <w:lsdException w:name="Colorful Grid Accent 1" w:uiPriority="73"/>
+    <w:lsdException w:name="Light Shading Accent 2" w:uiPriority="60"/>
+    <w:lsdException w:name="Light List Accent 2" w:uiPriority="61"/>
+    <w:lsdException w:name="Light Grid Accent 2" w:uiPriority="62"/>
+    <w:lsdException w:name="Medium Shading 1 Accent 2" w:uiPriority="63"/>
+    <w:lsdException w:name="Medium Shading 2 Accent 2" w:uiPriority="64"/>
+    <w:lsdException w:name="Medium List 1 Accent 2" w:uiPriority="65"/>
+    <w:lsdException w:name="Medium List 2 Accent 2" w:uiPriority="66"/>
+    <w:lsdException w:name="Medium Grid 1 Accent 2" w:uiPriority="67"/>
+    <w:lsdException w:name="Medium Grid 2 Accent 2" w:uiPriority="68"/>
+    <w:lsdException w:name="Medium Grid 3 Accent 2" w:uiPriority="69"/>
+    <w:lsdException w:name="Dark List Accent 2" w:uiPriority="70"/>
+    <w:lsdException w:name="Colorful Shading Accent 2" w:uiPriority="71"/>
+    <w:lsdException w:name="Colorful List Accent 2" w:uiPriority="72"/>
+    <w:lsdException w:name="Colorful Grid Accent 2" w:uiPriority="73"/>
+    <w:lsdException w:name="Light Shading Accent 3" w:uiPriority="60"/>
+    <w:lsdException w:name="Light List Accent 3" w:uiPriority="61"/>
+    <w:lsdException w:name="Light Grid Accent 3" w:uiPriority="62"/>
+    <w:lsdException w:name="Medium Shading 1 Accent 3" w:uiPriority="63"/>
+    <w:lsdException w:name="Medium Shading 2 Accent 3" w:uiPriority="64"/>
+    <w:lsdException w:name="Medium List 1 Accent 3" w:uiPriority="65"/>
+    <w:lsdException w:name="Medium List 2 Accent 3" w:uiPriority="66"/>
+    <w:lsdException w:name="Medium Grid 1 Accent 3" w:uiPriority="67"/>
+    <w:lsdException w:name="Medium Grid 2 Accent 3" w:uiPriority="68"/>
+    <w:lsdException w:name="Medium Grid 3 Accent 3" w:uiPriority="69"/>
+    <w:lsdException w:name="Dark List Accent 3" w:uiPriority="70"/>
+    <w:lsdException w:name="Colorful Shading Accent 3" w:uiPriority="71"/>
+    <w:lsdException w:name="Colorful List Accent 3" w:uiPriority="72"/>
+    <w:lsdException w:name="Colorful Grid Accent 3" w:uiPriority="73"/>
+    <w:lsdException w:name="Light Shading Accent 4" w:uiPriority="60"/>
+    <w:lsdException w:name="Light List Accent 4" w:uiPriority="61"/>
+    <w:lsdException w:name="Light Grid Accent 4" w:uiPriority="62"/>
+    <w:lsdException w:name="Medium Shading 1 Accent 4" w:uiPriority="63"/>
+    <w:lsdException w:name="Medium Shading 2 Accent 4" w:uiPriority="64"/>
+    <w:lsdException w:name="Medium List 1 Accent 4" w:uiPriority="65"/>
+    <w:lsdException w:name="Medium List 2 Accent 4" w:uiPriority="66"/>
+    <w:lsdException w:name="Medium Grid 1 Accent 4" w:uiPriority="67"/>
+    <w:lsdException w:name="Medium Grid 2 Accent 4" w:uiPriority="68"/>
+    <w:lsdException w:name="Medium Grid 3 Accent 4" w:uiPriority="69"/>
+    <w:lsdException w:name="Dark List Accent 4" w:uiPriority="70"/>
+    <w:lsdException w:name="Colorful Shading Accent 4" w:uiPriority="71"/>
+    <w:lsdException w:name="Colorful List Accent 4" w:uiPriority="72"/>
+    <w:lsdException w:name="Colorful Grid Accent 4" w:uiPriority="73"/>
+    <w:lsdException w:name="Light Shading Accent 5" w:uiPriority="60"/>
+    <w:lsdException w:name="Light List Accent 5" w:uiPriority="61"/>
+    <w:lsdException w:name="Light Grid Accent 5" w:uiPriority="62"/>
+    <w:lsdException w:name="Medium Shading 1 Accent 5" w:uiPriority="63"/>
+    <w:lsdException w:name="Medium Shading 2 Accent 5" w:uiPriority="64"/>
+    <w:lsdException w:name="Medium List 1 Accent 5" w:uiPriority="65"/>
+    <w:lsdException w:name="Medium List 2 Accent 5" w:uiPriority="66"/>
+    <w:lsdException w:name="Medium Grid 1 Accent 5" w:uiPriority="67"/>
+    <w:lsdException w:name="Medium Grid 2 Accent 5" w:uiPriority="68"/>
+    <w:lsdException w:name="Medium Grid 3 Accent 5" w:uiPriority="69"/>
+    <w:lsdException w:name="Dark List Accent 5" w:uiPriority="70"/>
+    <w:lsdException w:name="Colorful Shading Accent 5" w:uiPriority="71"/>
+    <w:lsdException w:name="Colorful List Accent 5" w:uiPriority="72"/>
+    <w:lsdException w:name="Colorful Grid Accent 5" w:uiPriority="73"/>
+    <w:lsdException w:name="Light Shading Accent 6" w:uiPriority="60"/>
+    <w:lsdException w:name="Light List Accent 6" w:uiPriority="61"/>
+    <w:lsdException w:name="Light Grid Accent 6" w:uiPriority="62"/>
+    <w:lsdException w:name="Medium Shading 1 Accent 6" w:uiPriority="63"/>
+    <w:lsdException w:name="Medium Shading 2 Accent 6" w:uiPriority="64"/>
+    <w:lsdException w:name="Medium List 1 Accent 6" w:uiPriority="65"/>
+    <w:lsdException w:name="Medium List 2 Accent 6" w:uiPriority="66"/>
+    <w:lsdException w:name="Medium Grid 1 Accent 6" w:uiPriority="67"/>
+    <w:lsdException w:name="Medium Grid 2 Accent 6" w:uiPriority="68"/>
+    <w:lsdException w:name="Medium Grid 3 Accent 6" w:uiPriority="69"/>
+    <w:lsdException w:name="Dark List Accent 6" w:uiPriority="70"/>
+    <w:lsdException w:name="Colorful Shading Accent 6" w:uiPriority="71"/>
+    <w:lsdException w:name="Colorful List Accent 6" w:uiPriority="72"/>
+    <w:lsdException w:name="Colorful Grid Accent 6" w:uiPriority="73"/>
+    <w:lsdException w:name="Subtle Emphasis" w:uiPriority="19" w:qFormat="1"/>
+    <w:lsdException w:name="Intense Emphasis" w:uiPriority="21" w:qFormat="1"/>
+    <w:lsdException w:name="Subtle Reference" w:uiPriority="31" w:qFormat="1"/>
+    <w:lsdException w:name="Intense Reference" w:uiPriority="32" w:qFormat="1"/>
+    <w:lsdException w:name="Book Title" w:uiPriority="33" w:qFormat="1"/>
+    <w:lsdException w:name="Bibliography" w:semiHidden="1" w:uiPriority="37" w:unhideWhenUsed="1"/>
+    <w:lsdException w:name="TOC Heading" w:semiHidden="1" w:uiPriority="39" w:unhideWhenUsed="1" w:qFormat="1"/>
+    <w:lsdException w:name="Plain Table 1" w:uiPriority="41"/>
+    <w:lsdException w:name="Plain Table 2" w:uiPriority="42"/>
+    <w:lsdException w:name="Plain Table 3" w:uiPriority="43"/>
+    <w:lsdException w:name="Plain Table 4" w:uiPriority="44"/>
+    <w:lsdException w:name="Plain Table 5" w:uiPriority="45"/>
+    <w:lsdException w:name="Grid Table Light" w:uiPriority="40"/>
+    <w:lsdException w:name="Grid Table 1 Light" w:uiPriority="46"/>
+    <w:lsdException w:name="Grid Table 2" w:uiPriority="47"/>
+    <w:lsdException w:name="Grid Table 3" w:uiPriority="48"/>
+    <w:lsdException w:name="Grid Table 4" w:uiPriority="49"/>
+    <w:lsdException w:name="Grid Table 5 Dark" w:uiPriority="50"/>
+    <w:lsdException w:name="Grid Table 6 Colorful" w:uiPriority="51"/>
+    <w:lsdException w:name="Grid Table 7 Colorful" w:uiPriority="52"/>
+    <w:lsdException w:name="Grid Table 1 Light Accent 1" w:uiPriority="46"/>
+    <w:lsdException w:name="Grid Table 2 Accent 1" w:uiPriority="47"/>
+    <w:lsdException w:name="Grid Table 3 Accent 1" w:uiPriority="48"/>
+    <w:lsdException w:name="Grid Table 4 Accent 1" w:uiPriority="49"/>
+    <w:lsdException w:name="Grid Table 5 Dark Accent 1" w:uiPriority="50"/>
+    <w:lsdException w:name="Grid Table 6 Colorful Accent 1" w:uiPriority="51"/>
+    <w:lsdException w:name="Grid Table 7 Colorful Accent 1" w:uiPriority="52"/>
+    <w:lsdException w:name="Grid Table 1 Light Accent 2" w:uiPriority="46"/>
+    <w:lsdException w:name="Grid Table 2 Accent 2" w:uiPriority="47"/>
+    <w:lsdException w:name="Grid Table 3 Accent 2" w:uiPriority="48"/>
+    <w:lsdException w:name="Grid Table 4 Accent 2" w:uiPriority="49"/>
+    <w:lsdException w:name="Grid Table 5 Dark Accent 2" w:uiPriority="50"/>
+    <w:lsdException w:name="Grid Table 6 Colorful Accent 2" w:uiPriority="51"/>
+    <w:lsdException w:name="Grid Table 7 Colorful Accent 2" w:uiPriority="52"/>
+    <w:lsdException w:name="Grid Table 1 Light Accent 3" w:uiPriority="46"/>
+    <w:lsdException w:name="Grid Table 2 Accent 3" w:uiPriority="47"/>
+    <w:lsdException w:name="Grid Table 3 Accent 3" w:uiPriority="48"/>
+    <w:lsdException w:name="Grid Table 4 Accent 3" w:uiPriority="49"/>
+    <w:lsdException w:name="Grid Table 5 Dark Accent 3" w:uiPriority="50"/>
+    <w:lsdException w:name="Grid Table 6 Colorful Accent 3" w:uiPriority="51"/>
+    <w:lsdException w:name="Grid Table 7 Colorful Accent 3" w:uiPriority="52"/>
+    <w:lsdException w:name="Grid Table 1 Light Accent 4" w:uiPriority="46"/>
+    <w:lsdException w:name="Grid Table 2 Accent 4" w:uiPriority="47"/>
+    <w:lsdException w:name="Grid Table 3 Accent 4" w:uiPriority="48"/>
+    <w:lsdException w:name="Grid Table 4 Accent 4" w:uiPriority="49"/>
+    <w:lsdException w:name="Grid Table 5 Dark Accent 4" w:uiPriority="50"/>
+    <w:lsdException w:name="Grid Table 6 Colorful Accent 4" w:uiPriority="51"/>
+    <w:lsdException w:name="Grid Table 7 Colorful Accent 4" w:uiPriority="52"/>
+    <w:lsdException w:name="Grid Table 1 Light Accent 5" w:uiPriority="46"/>
+    <w:lsdException w:name="Grid Table 2 Accent 5" w:uiPriority="47"/>
+    <w:lsdException w:name="Grid Table 3 Accent 5" w:uiPriority="48"/>
+    <w:lsdException w:name="Grid Table 4 Accent 5" w:uiPriority="49"/>
+    <w:lsdException w:name="Grid Table 5 Dark Accent 5" w:uiPriority="50"/>
+    <w:lsdException w:name="Grid Table 6 Colorful Accent 5" w:uiPriority="51"/>
+    <w:lsdException w:name="Grid Table 7 Colorful Accent 5" w:uiPriority="52"/>
+    <w:lsdException w:name="Grid Table 1 Light Accent 6" w:uiPriority="46"/>
+    <w:lsdException w:name="Grid Table 2 Accent 6" w:uiPriority="47"/>
+    <w:lsdException w:name="Grid Table 3 Accent 6" w:uiPriority="48"/>
+    <w:lsdException w:name="Grid Table 4 Accent 6" w:uiPriority="49"/>
+    <w:lsdException w:name="Grid Table 5 Dark Accent 6" w:uiPriority="50"/>
+    <w:lsdException w:name="Grid Table 6 Colorful Accent 6" w:uiPriority="51"/>
+    <w:lsdException w:name="Grid Table 7 Colorful Accent 6" w:uiPriority="52"/>
+    <w:lsdException w:name="List Table 1 Light" w:uiPriority="46"/>
+    <w:lsdException w:name="List Table 2" w:uiPriority="47"/>
+    <w:lsdException w:name="List Table 3" w:uiPriority="48"/>
+    <w:lsdException w:name="List Table 4" w:uiPriority="49"/>
+    <w:lsdException w:name="List Table 5 Dark" w:uiPriority="50"/>
+    <w:lsdException w:name="List Table 6 Colorful" w:uiPriority="51"/>
+    <w:lsdException w:name="List Table 7 Colorful" w:uiPriority="52"/>
+    <w:lsdException w:name="List Table 1 Light Accent 1" w:uiPriority="46"/>
+    <w:lsdException w:name="List Table 2 Accent 1" w:uiPriority="47"/>
+    <w:lsdException w:name="List Table 3 Accent 1" w:uiPriority="48"/>
+    <w:lsdException w:name="List Table 4 Accent 1" w:uiPriority="49"/>
+    <w:lsdException w:name="List Table 5 Dark Accent 1" w:uiPriority="50"/>
+    <w:lsdException w:name="List Table 6 Colorful Accent 1" w:uiPriority="51"/>
+    <w:lsdException w:name="List Table 7 Colorful Accent 1" w:uiPriority="52"/>
+    <w:lsdException w:name="List Table 1 Light Accent 2" w:uiPriority="46"/>
+    <w:lsdException w:name="List Table 2 Accent 2" w:uiPriority="47"/>
+    <w:lsdException w:name="List Table 3 Accent 2" w:uiPriority="48"/>
+    <w:lsdException w:name="List Table 4 Accent 2" w:uiPriority="49"/>
+    <w:lsdException w:name="List Table 5 Dark Accent 2" w:uiPriority="50"/>
+    <w:lsdException w:name="List Table 6 Colorful Accent 2" w:uiPriority="51"/>
+    <w:lsdException w:name="List Table 7 Colorful Accent 2" w:uiPriority="52"/>
+    <w:lsdException w:name="List Table 1 Light Accent 3" w:uiPriority="46"/>
+    <w:lsdException w:name="List Table 2 Accent 3" w:uiPriority="47"/>
+    <w:lsdException w:name="List Table 3 Accent 3" w:uiPriority="48"/>
+    <w:lsdException w:name="List Table 4 Accent 3" w:uiPriority="49"/>
+    <w:lsdException w:name="List Table 5 Dark Accent 3" w:uiPriority="50"/>
+    <w:lsdException w:name="List Table 6 Colorful Accent 3" w:uiPriority="51"/>
+    <w:lsdException w:name="List Table 7 Colorful Accent 3" w:uiPriority="52"/>
+    <w:lsdException w:name="List Table 1 Light Accent 4" w:uiPriority="46"/>
+    <w:lsdException w:name="List Table 2 Accent 4" w:uiPriority="47"/>
+    <w:lsdException w:name="List Table 3 Accent 4" w:uiPriority="48"/>
+    <w:lsdException w:name="List Table 4 Accent 4" w:uiPriority="49"/>
+    <w:lsdException w:name="List Table 5 Dark Accent 4" w:uiPriority="50"/>
+    <w:lsdException w:name="List Table 6 Colorful Accent 4" w:uiPriority="51"/>
+    <w:lsdException w:name="List Table 7 Colorful Accent 4" w:uiPriority="52"/>
+    <w:lsdException w:name="List Table 1 Light Accent 5" w:uiPriority="46"/>
+    <w:lsdException w:name="List Table 2 Accent 5" w:uiPriority="47"/>
+    <w:lsdException w:name="List Table 3 Accent 5" w:uiPriority="48"/>
+    <w:lsdException w:name="List Table 4 Accent 5" w:uiPriority="49"/>
+    <w:lsdException w:name="List Table 5 Dark Accent 5" w:uiPriority="50"/>
+    <w:lsdException w:name="List Table 6 Colorful Accent 5" w:uiPriority="51"/>
+    <w:lsdException w:name="List Table 7 Colorful Accent 5" w:uiPriority="52"/>
+    <w:lsdException w:name="List Table 1 Light Accent 6" w:uiPriority="46"/>
+    <w:lsdException w:name="List Table 2 Accent 6" w:uiPriority="47"/>
+    <w:lsdException w:name="List Table 3 Accent 6" w:uiPriority="48"/>
+    <w:lsdException w:name="List Table 4 Accent 6" w:uiPriority="49"/>
+    <w:lsdException w:name="List Table 5 Dark Accent 6" w:uiPriority="50"/>
+    <w:lsdException w:name="List Table 6 Colorful Accent 6" w:uiPriority="51"/>
+    <w:lsdException w:name="List Table 7 Colorful Accent 6" w:uiPriority="52"/>
+    <w:lsdException w:name="Mention" w:semiHidden="1" w:unhideWhenUsed="1"/>
+    <w:lsdException w:name="Smart Hyperlink" w:semiHidden="1" w:unhideWhenUsed="1"/>
+    <w:lsdException w:name="Hashtag" w:semiHidden="1" w:unhideWhenUsed="1"/>
+    <w:lsdException w:name="Unresolved Mention" w:semiHidden="1" w:unhideWhenUsed="1"/>
+    <w:lsdException w:name="Smart Link" w:semiHidden="1" w:unhideWhenUsed="1"/>
+  </w:latentStyles>
+  <w:style w:type="paragraph" w:default="1" w:styleId="Normal">
+    <w:name w:val="Normal"/>
+    <w:qFormat/>
+  </w:style>
+  <w:style w:type="character" w:default="1" w:styleId="DefaultParagraphFont">
+    <w:name w:val="Default Paragraph Font"/>
+    <w:uiPriority w:val="1"/>
+    <w:semiHidden/>
+    <w:unhideWhenUsed/>
+  </w:style>
+  <w:style w:type="table" w:default="1" w:styleId="TableNormal">
+    <w:name w:val="Normal Table"/>
+    <w:uiPriority w:val="99"/>
+    <w:semiHidden/>
+    <w:unhideWhenUsed/>
+    <w:tblPr>
+      <w:tblInd w:w="0" w:type="dxa"/>
+      <w:tblCellMar>
+        <w:top w:w="0" w:type="dxa"/>
+        <w:left w:w="108" w:type="dxa"/>
+        <w:bottom w:w="0" w:type="dxa"/>
+        <w:right w:w="108" w:type="dxa"/>
+      </w:tblCellMar>
+    </w:tblPr>
+  </w:style>
+  <w:style w:type="numbering" w:default="1" w:styleId="NoList">
+    <w:name w:val="No List"/>
+    <w:uiPriority w:val="99"/>
+    <w:semiHidden/>
+    <w:unhideWhenUsed/>
+  </w:style>
+  <w:style w:type="character" w:styleId="PlaceholderText">
+    <w:name w:val="Placeholder Text"/>
+    <w:basedOn w:val="DefaultParagraphFont"/>
+    <w:uiPriority w:val="99"/>
+    <w:semiHidden/>
+    <w:rsid w:val="00520460"/>
+    <w:rPr>
+      <w:color w:val="666666"/>
+    </w:rPr>
+  </w:style>
+</w:styles>
+</file>
+
+<file path=word/glossary/webSettings.xml><?xml version="1.0" encoding="utf-8"?>
+<w:webSettings xmlns:mc="http://schemas.openxmlformats.org/markup-compatibility/2006" xmlns:r="http://schemas.openxmlformats.org/officeDocument/2006/relationships" xmlns:w="http://schemas.openxmlformats.org/wordprocessingml/2006/main" xmlns:w14="http://schemas.microsoft.com/office/word/2010/wordml" xmlns:w15="http://schemas.microsoft.com/office/word/2012/wordml" xmlns:w16cex="http://schemas.microsoft.com/office/word/2018/wordml/cex" xmlns:w16cid="http://schemas.microsoft.com/office/word/2016/wordml/cid" xmlns:w16="http://schemas.microsoft.com/office/word/2018/wordml" xmlns:w16du="http://schemas.microsoft.com/office/word/2023/wordml/word16du" xmlns:w16sdtdh="http://schemas.microsoft.com/office/word/2020/wordml/sdtdatahash" xmlns:w16sdtfl="http://schemas.microsoft.com/office/word/2024/wordml/sdtformatlock" xmlns:w16se="http://schemas.microsoft.com/office/word/2015/wordml/symex" mc:Ignorable="w14 w15 w16se w16cid w16 w16cex w16sdtdh w16sdtfl w16du">
+  <w:optimizeForBrowser/>
+  <w:allowPNG/>
+</w:webSettings>
 </file>
 
 <file path=word/theme/theme1.xml><?xml version="1.0" encoding="utf-8"?>
@@ -7789,10 +8968,23 @@
 </file>
 
 <file path=customXml/item1.xml><?xml version="1.0" encoding="utf-8"?>
-<b:Sources xmlns:b="http://schemas.openxmlformats.org/officeDocument/2006/bibliography" xmlns="http://schemas.openxmlformats.org/officeDocument/2006/bibliography" SelectedStyle="\APA.XSL" StyleName="APA"/>
+<p:properties xmlns:p="http://schemas.microsoft.com/office/2006/metadata/properties" xmlns:xsi="http://www.w3.org/2001/XMLSchema-instance" xmlns:pc="http://schemas.microsoft.com/office/infopath/2007/PartnerControls">
+  <documentManagement>
+    <_activity xmlns="6325e9b2-e17c-4b62-9881-f4076971c96b" xsi:nil="true"/>
+  </documentManagement>
+</p:properties>
 </file>
 
 <file path=customXml/item2.xml><?xml version="1.0" encoding="utf-8"?>
+<?mso-contentType ?>
+<FormTemplates xmlns="http://schemas.microsoft.com/sharepoint/v3/contenttype/forms">
+  <Display>DocumentLibraryForm</Display>
+  <Edit>DocumentLibraryForm</Edit>
+  <New>DocumentLibraryForm</New>
+</FormTemplates>
+</file>
+
+<file path=customXml/item3.xml><?xml version="1.0" encoding="utf-8"?>
 <ct:contentTypeSchema xmlns:ct="http://schemas.microsoft.com/office/2006/metadata/contentType" xmlns:ma="http://schemas.microsoft.com/office/2006/metadata/properties/metaAttributes" ct:_="" ma:_="" ma:contentTypeName="Document" ma:contentTypeID="0x01010043F6567511D7DD40ADADD22A6F51624C" ma:contentTypeVersion="6" ma:contentTypeDescription="Create a new document." ma:contentTypeScope="" ma:versionID="c2a50448919fd91242eef1c16fbabe7b">
   <xsd:schema xmlns:xsd="http://www.w3.org/2001/XMLSchema" xmlns:xs="http://www.w3.org/2001/XMLSchema" xmlns:p="http://schemas.microsoft.com/office/2006/metadata/properties" xmlns:ns3="6325e9b2-e17c-4b62-9881-f4076971c96b" targetNamespace="http://schemas.microsoft.com/office/2006/metadata/properties" ma:root="true" ma:fieldsID="c0225f536acb198fecdc8ad7b25a124f" ns3:_="">
     <xsd:import namespace="6325e9b2-e17c-4b62-9881-f4076971c96b"/>
@@ -7948,32 +9140,29 @@
 </ct:contentTypeSchema>
 </file>
 
-<file path=customXml/item3.xml><?xml version="1.0" encoding="utf-8"?>
-<?mso-contentType ?>
-<FormTemplates xmlns="http://schemas.microsoft.com/sharepoint/v3/contenttype/forms">
-  <Display>DocumentLibraryForm</Display>
-  <Edit>DocumentLibraryForm</Edit>
-  <New>DocumentLibraryForm</New>
-</FormTemplates>
-</file>
-
 <file path=customXml/item4.xml><?xml version="1.0" encoding="utf-8"?>
-<p:properties xmlns:p="http://schemas.microsoft.com/office/2006/metadata/properties" xmlns:xsi="http://www.w3.org/2001/XMLSchema-instance" xmlns:pc="http://schemas.microsoft.com/office/infopath/2007/PartnerControls">
-  <documentManagement>
-    <_activity xmlns="6325e9b2-e17c-4b62-9881-f4076971c96b" xsi:nil="true"/>
-  </documentManagement>
-</p:properties>
+<b:Sources xmlns:b="http://schemas.openxmlformats.org/officeDocument/2006/bibliography" xmlns="http://schemas.openxmlformats.org/officeDocument/2006/bibliography" SelectedStyle="\APA.XSL" StyleName="APA"/>
 </file>
 
 <file path=customXml/itemProps1.xml><?xml version="1.0" encoding="utf-8"?>
-<ds:datastoreItem xmlns:ds="http://schemas.openxmlformats.org/officeDocument/2006/customXml" ds:itemID="{9E966C7F-158E-4883-86A6-4454069232BB}">
+<ds:datastoreItem xmlns:ds="http://schemas.openxmlformats.org/officeDocument/2006/customXml" ds:itemID="{64C3529E-82E1-4DC0-865D-BF033BC56272}">
   <ds:schemaRefs>
-    <ds:schemaRef ds:uri="http://schemas.openxmlformats.org/officeDocument/2006/bibliography"/>
+    <ds:schemaRef ds:uri="http://schemas.microsoft.com/office/2006/metadata/properties"/>
+    <ds:schemaRef ds:uri="http://schemas.microsoft.com/office/infopath/2007/PartnerControls"/>
+    <ds:schemaRef ds:uri="6325e9b2-e17c-4b62-9881-f4076971c96b"/>
   </ds:schemaRefs>
 </ds:datastoreItem>
 </file>
 
 <file path=customXml/itemProps2.xml><?xml version="1.0" encoding="utf-8"?>
+<ds:datastoreItem xmlns:ds="http://schemas.openxmlformats.org/officeDocument/2006/customXml" ds:itemID="{8FDB4848-8D2A-4568-85EC-178329D00FD1}">
+  <ds:schemaRefs>
+    <ds:schemaRef ds:uri="http://schemas.microsoft.com/sharepoint/v3/contenttype/forms"/>
+  </ds:schemaRefs>
+</ds:datastoreItem>
+</file>
+
+<file path=customXml/itemProps3.xml><?xml version="1.0" encoding="utf-8"?>
 <ds:datastoreItem xmlns:ds="http://schemas.openxmlformats.org/officeDocument/2006/customXml" ds:itemID="{8A736FFA-143B-4B25-9AF1-A240D7B797DE}">
   <ds:schemaRefs>
     <ds:schemaRef ds:uri="http://schemas.microsoft.com/office/2006/metadata/contentType"/>
@@ -7991,20 +9180,10 @@
 </ds:datastoreItem>
 </file>
 
-<file path=customXml/itemProps3.xml><?xml version="1.0" encoding="utf-8"?>
-<ds:datastoreItem xmlns:ds="http://schemas.openxmlformats.org/officeDocument/2006/customXml" ds:itemID="{8FDB4848-8D2A-4568-85EC-178329D00FD1}">
+<file path=customXml/itemProps4.xml><?xml version="1.0" encoding="utf-8"?>
+<ds:datastoreItem xmlns:ds="http://schemas.openxmlformats.org/officeDocument/2006/customXml" ds:itemID="{9E966C7F-158E-4883-86A6-4454069232BB}">
   <ds:schemaRefs>
-    <ds:schemaRef ds:uri="http://schemas.microsoft.com/sharepoint/v3/contenttype/forms"/>
-  </ds:schemaRefs>
-</ds:datastoreItem>
-</file>
-
-<file path=customXml/itemProps4.xml><?xml version="1.0" encoding="utf-8"?>
-<ds:datastoreItem xmlns:ds="http://schemas.openxmlformats.org/officeDocument/2006/customXml" ds:itemID="{64C3529E-82E1-4DC0-865D-BF033BC56272}">
-  <ds:schemaRefs>
-    <ds:schemaRef ds:uri="http://schemas.microsoft.com/office/2006/metadata/properties"/>
-    <ds:schemaRef ds:uri="http://schemas.microsoft.com/office/infopath/2007/PartnerControls"/>
-    <ds:schemaRef ds:uri="6325e9b2-e17c-4b62-9881-f4076971c96b"/>
+    <ds:schemaRef ds:uri="http://schemas.openxmlformats.org/officeDocument/2006/bibliography"/>
   </ds:schemaRefs>
 </ds:datastoreItem>
 </file>